--- a/1_intro.docx
+++ b/1_intro.docx
@@ -58,7 +58,7 @@
         <w:pStyle w:val="FirstParagraph"/>
       </w:pPr>
       <w:r>
-        <w:t xml:space="preserve">The overarching aim of this practical is to get you used to the R environment. The best way to do this is to start with something you already know about: basic statistics from your first and second year. Along the way we will introduce basic concepts common to all programming languages, with no prior programming knowledge assumed.</w:t>
+        <w:t xml:space="preserve">The aim of this practical is to get used to the R environment. The best way to do this is to start with something you already know about: basic statistics from your first and second year. Along the way we will introduce basic concepts common to all programming languages, with no prior programming knowledge assumed.</w:t>
       </w:r>
     </w:p>
     <w:tbl>
@@ -246,23 +246,15 @@
         <w:pStyle w:val="FirstParagraph"/>
       </w:pPr>
       <w:r>
-        <w:t xml:space="preserve">Here is the main window of</w:t>
-      </w:r>
-      <w:r>
-        <w:t xml:space="preserve"> </w:t>
-      </w:r>
-      <w:r>
-        <w:rPr>
-          <w:i/>
-          <w:iCs/>
-        </w:rPr>
-        <w:t xml:space="preserve">RStudio</w:t>
-      </w:r>
-      <w:r>
-        <w:t xml:space="preserve"> </w:t>
-      </w:r>
-      <w:r>
-        <w:t xml:space="preserve">(shown on a Windows PC, although it should look very similar on a Mac!). You can see that it has four different sections.</w:t>
+        <w:t xml:space="preserve">Open RStudio on your computer, if you have not already.</w:t>
+      </w:r>
+    </w:p>
+    <w:p>
+      <w:pPr>
+        <w:pStyle w:val="BodyText"/>
+      </w:pPr>
+      <w:r>
+        <w:t xml:space="preserve">RStudio will generally show four different sections (three on first opening), which we describe in this first part of the practical.</w:t>
       </w:r>
     </w:p>
     <w:p>
@@ -334,7 +326,7 @@
         <w:pStyle w:val="FirstParagraph"/>
       </w:pPr>
       <w:r>
-        <w:t xml:space="preserve">In the top left corner of the image is a quadrant for your scripts. You won’t see this quadrant when you first open R, but it will show when you create one in Section 2.</w:t>
+        <w:t xml:space="preserve">The top left quadrant is for your scripts. You won’t see this quadrant when you first open R, but it will appear when you create one in Section 3.</w:t>
       </w:r>
     </w:p>
     <w:p>
@@ -342,7 +334,15 @@
         <w:pStyle w:val="BodyText"/>
       </w:pPr>
       <w:r>
-        <w:t xml:space="preserve">Scripts are like lists of instructions for the computer to follow. You can save them just like a Word document, and this makes it easy to set up complex analyses without typing them in by hand each time. Throughout these practicals, you will create several scripts that you can later adapt and reuse in running statistical analyses.</w:t>
+        <w:t xml:space="preserve">Scripts are like lists of instructions for the computer to follow. You can save them for future use, and this makes it easy to set up complex analyses without typing them in by hand each time or needing to click through multiple options.</w:t>
+      </w:r>
+    </w:p>
+    <w:p>
+      <w:pPr>
+        <w:pStyle w:val="BodyText"/>
+      </w:pPr>
+      <w:r>
+        <w:t xml:space="preserve">Throughout these practicals, you will create several scripts that you can later adapt and reuse in running statistical analyses.</w:t>
       </w:r>
     </w:p>
     <w:bookmarkEnd w:id="24"/>
@@ -388,7 +388,7 @@
         <w:t xml:space="preserve"> </w:t>
       </w:r>
       <w:r>
-        <w:t xml:space="preserve">(or indeed any other sum you choose!). If you press the Enter/Return key, you should see the answer printed below.</w:t>
+        <w:t xml:space="preserve">(or any other sum you choose!). If you press the Enter/Return key, the answer will print below.</w:t>
       </w:r>
     </w:p>
     <w:p>
@@ -431,7 +431,7 @@
         <w:pStyle w:val="BodyText"/>
       </w:pPr>
       <w:r>
-        <w:t xml:space="preserve">First, let’s create an object called</w:t>
+        <w:t xml:space="preserve">Let’s create an object called</w:t>
       </w:r>
       <w:r>
         <w:t xml:space="preserve"> </w:t>
@@ -480,7 +480,7 @@
         <w:pStyle w:val="FirstParagraph"/>
       </w:pPr>
       <w:r>
-        <w:t xml:space="preserve">Then hit the Enter/Return key to run it. You will see the arrows</w:t>
+        <w:t xml:space="preserve">Then hit the Enter/Return key to run it. You will encounter the arrows</w:t>
       </w:r>
       <w:r>
         <w:t xml:space="preserve"> </w:t>
@@ -534,7 +534,7 @@
         <w:t xml:space="preserve">a</w:t>
       </w:r>
       <w:r>
-        <w:t xml:space="preserve">, you should now see that it has appeared in the top right section, in the</w:t>
+        <w:t xml:space="preserve">, it should now appear in the top right section, in the</w:t>
       </w:r>
       <w:r>
         <w:t xml:space="preserve"> </w:t>
@@ -550,7 +550,7 @@
         <w:t xml:space="preserve"> </w:t>
       </w:r>
       <w:r>
-        <w:t xml:space="preserve">tab, with the assigned value 5. This means that we can now treat</w:t>
+        <w:t xml:space="preserve">tab. This means that we can now treat</w:t>
       </w:r>
       <w:r>
         <w:t xml:space="preserve"> </w:t>
@@ -565,7 +565,7 @@
         <w:t xml:space="preserve"> </w:t>
       </w:r>
       <w:r>
-        <w:t xml:space="preserve">as though it is a number: we can run mathematical operations on the object, and get out an answer that depends on the value assigned. You can try this now by typing</w:t>
+        <w:t xml:space="preserve">as though it is a number: we can run mathematical operations on the object, and get out an answer that depends on the value assigned. Try this now by typing</w:t>
       </w:r>
       <w:r>
         <w:t xml:space="preserve"> </w:t>
@@ -774,7 +774,7 @@
         <w:t xml:space="preserve">R</w:t>
       </w:r>
       <w:r>
-        <w:t xml:space="preserve">, similar to how we might work on a spreadsheet or SPSS file. You can always inspect the objects you have to hand and the values assigned to them by looking in the Environment panel.</w:t>
+        <w:t xml:space="preserve">, similar to how we might work on a spreadsheet or SPSS file. You can always inspect the objects you have to hand and the values assigned to them in the Environment panel.</w:t>
       </w:r>
     </w:p>
     <w:bookmarkEnd w:id="28"/>
@@ -1009,7 +1009,7 @@
         <w:pStyle w:val="FirstParagraph"/>
       </w:pPr>
       <w:r>
-        <w:t xml:space="preserve">Look to the top left of your RStudio window. Click the button that has a white square and cross in a green circle (or alternatively, click</w:t>
+        <w:t xml:space="preserve">You can create a new script by clicking</w:t>
       </w:r>
       <w:r>
         <w:t xml:space="preserve"> </w:t>
@@ -1022,7 +1022,28 @@
         <w:t xml:space="preserve">File &gt;&gt; New File &gt;&gt; R Script</w:t>
       </w:r>
       <w:r>
-        <w:t xml:space="preserve">). Now you have a script open, let’s save it so that we can keep saving our progress as we go. Click</w:t>
+        <w:t xml:space="preserve">, or using the keyboard shortcut</w:t>
+      </w:r>
+      <w:r>
+        <w:t xml:space="preserve"> </w:t>
+      </w:r>
+      <w:r>
+        <w:rPr>
+          <w:i/>
+          <w:iCs/>
+        </w:rPr>
+        <w:t xml:space="preserve">Ctrl+Shift+N</w:t>
+      </w:r>
+      <w:r>
+        <w:t xml:space="preserve">.</w:t>
+      </w:r>
+    </w:p>
+    <w:p>
+      <w:pPr>
+        <w:pStyle w:val="BodyText"/>
+      </w:pPr>
+      <w:r>
+        <w:t xml:space="preserve">Now you have a script open, let’s save it so that we can retain our work beyond today. Click</w:t>
       </w:r>
       <w:r>
         <w:t xml:space="preserve"> </w:t>
@@ -1514,7 +1535,23 @@
         <w:t xml:space="preserve"> </w:t>
       </w:r>
       <w:r>
-        <w:t xml:space="preserve">calls the function to calculate the mean statistic. Inside the brackets, you need to tell the function what to calculate the mean of. We’ve referenced this by using the name of the object (i.e., the</w:t>
+        <w:t xml:space="preserve">calls the function to calculate the mean statistic.</w:t>
+      </w:r>
+      <w:r>
+        <w:t xml:space="preserve"> </w:t>
+      </w:r>
+      <w:r>
+        <w:rPr>
+          <w:i/>
+          <w:iCs/>
+        </w:rPr>
+        <w:t xml:space="preserve">Inside</w:t>
+      </w:r>
+      <w:r>
+        <w:t xml:space="preserve"> </w:t>
+      </w:r>
+      <w:r>
+        <w:t xml:space="preserve">the brackets, you need to tell the function what to calculate the mean of. We’ve referenced this by using the name of the object (i.e., the</w:t>
       </w:r>
       <w:r>
         <w:t xml:space="preserve"> </w:t>
@@ -1564,19 +1601,7 @@
         <w:pStyle w:val="BodyText"/>
       </w:pPr>
       <w:r>
-        <w:t xml:space="preserve">Now you have typed this into your script, you need to execute it. You can do this by highlighting it with your mouse and then clicking</w:t>
-      </w:r>
-      <w:r>
-        <w:t xml:space="preserve"> </w:t>
-      </w:r>
-      <w:r>
-        <w:t xml:space="preserve">‘Run’</w:t>
-      </w:r>
-      <w:r>
-        <w:t xml:space="preserve"> </w:t>
-      </w:r>
-      <w:r>
-        <w:t xml:space="preserve">at the top of the script. Alternatively, if your cursor is on the correct line, you can hit Ctrl + Enter on your keyboard. You should see that your line of script now appears in the Console, followed by the answer as follows:</w:t>
+        <w:t xml:space="preserve">Execute the line of code by clicking run or Ctrl+Enter, as above. You should see that your line of script now appears in the Console, followed by the answer as follows:</w:t>
       </w:r>
     </w:p>
     <w:p>
@@ -2069,7 +2094,7 @@
       </w:r>
     </w:p>
     <w:bookmarkEnd w:id="44"/>
-    <w:bookmarkStart w:id="48" w:name="running-inferential-tests"/>
+    <w:bookmarkStart w:id="49" w:name="running-inferential-tests"/>
     <w:p>
       <w:pPr>
         <w:pStyle w:val="Heading1"/>
@@ -2100,7 +2125,7 @@
         <w:pStyle w:val="BodyText"/>
       </w:pPr>
       <w:r>
-        <w:t xml:space="preserve">One way to analyse the data that you have loaded is to run a t-test to test the difference in means between two groups. Let’s test the hypothesis that gamers versus non-gamers have different working memory capacity. You can do this by adding the following line of code to your script:</w:t>
+        <w:t xml:space="preserve">Let’s test the hypothesis that gamers versus non-gamers have different working memory capacity in our dataset. We can use a t-test to analyse the difference in means between two groups. Add the following line of code to your script:</w:t>
       </w:r>
     </w:p>
     <w:p>
@@ -2149,7 +2174,22 @@
         <w:pStyle w:val="FirstParagraph"/>
       </w:pPr>
       <w:r>
-        <w:t xml:space="preserve">Within the t.test call, we have asked for our dependent variable (</w:t>
+        <w:t xml:space="preserve">Within the</w:t>
+      </w:r>
+      <w:r>
+        <w:t xml:space="preserve"> </w:t>
+      </w:r>
+      <w:r>
+        <w:rPr>
+          <w:rStyle w:val="VerbatimChar"/>
+        </w:rPr>
+        <w:t xml:space="preserve">t.test()</w:t>
+      </w:r>
+      <w:r>
+        <w:t xml:space="preserve"> </w:t>
+      </w:r>
+      <w:r>
+        <w:t xml:space="preserve">call, we have asked for our dependent variable (</w:t>
       </w:r>
       <w:r>
         <w:rPr>
@@ -2242,104 +2282,7 @@
         <w:pStyle w:val="BodyText"/>
       </w:pPr>
       <w:r>
-        <w:t xml:space="preserve">Running this line of code should give you the following output:</w:t>
-      </w:r>
-    </w:p>
-    <w:p>
-      <w:pPr>
-        <w:pStyle w:val="SourceCode"/>
-      </w:pPr>
-      <w:r>
-        <w:br/>
-      </w:r>
-      <w:r>
-        <w:rPr>
-          <w:rStyle w:val="VerbatimChar"/>
-        </w:rPr>
-        <w:t xml:space="preserve">    Welch Two Sample t-test</w:t>
-      </w:r>
-      <w:r>
-        <w:br/>
-      </w:r>
-      <w:r>
-        <w:br/>
-      </w:r>
-      <w:r>
-        <w:rPr>
-          <w:rStyle w:val="VerbatimChar"/>
-        </w:rPr>
-        <w:t xml:space="preserve">data:  wmc by gamer</w:t>
-      </w:r>
-      <w:r>
-        <w:br/>
-      </w:r>
-      <w:r>
-        <w:rPr>
-          <w:rStyle w:val="VerbatimChar"/>
-        </w:rPr>
-        <w:t xml:space="preserve">t = -2.3734, df = 96.462, p-value = 0.01961</w:t>
-      </w:r>
-      <w:r>
-        <w:br/>
-      </w:r>
-      <w:r>
-        <w:rPr>
-          <w:rStyle w:val="VerbatimChar"/>
-        </w:rPr>
-        <w:t xml:space="preserve">alternative hypothesis: true difference in means between group n and group y is not equal to 0</w:t>
-      </w:r>
-      <w:r>
-        <w:br/>
-      </w:r>
-      <w:r>
-        <w:rPr>
-          <w:rStyle w:val="VerbatimChar"/>
-        </w:rPr>
-        <w:t xml:space="preserve">95 percent confidence interval:</w:t>
-      </w:r>
-      <w:r>
-        <w:br/>
-      </w:r>
-      <w:r>
-        <w:rPr>
-          <w:rStyle w:val="VerbatimChar"/>
-        </w:rPr>
-        <w:t xml:space="preserve"> -1.8730152 -0.1669848</w:t>
-      </w:r>
-      <w:r>
-        <w:br/>
-      </w:r>
-      <w:r>
-        <w:rPr>
-          <w:rStyle w:val="VerbatimChar"/>
-        </w:rPr>
-        <w:t xml:space="preserve">sample estimates:</w:t>
-      </w:r>
-      <w:r>
-        <w:br/>
-      </w:r>
-      <w:r>
-        <w:rPr>
-          <w:rStyle w:val="VerbatimChar"/>
-        </w:rPr>
-        <w:t xml:space="preserve">mean in group n mean in group y </w:t>
-      </w:r>
-      <w:r>
-        <w:br/>
-      </w:r>
-      <w:r>
-        <w:rPr>
-          <w:rStyle w:val="VerbatimChar"/>
-        </w:rPr>
-        <w:t xml:space="preserve">           7.92            8.94 </w:t>
-      </w:r>
-    </w:p>
-    <w:p>
-      <w:pPr>
-        <w:pStyle w:val="FirstParagraph"/>
-      </w:pPr>
-      <w:r>
-        <w:t xml:space="preserve">The output tells us the test that we have run, and provides us with the necessary values for reporting on the third line of output: the</w:t>
+        <w:t xml:space="preserve">Execute the line of code. The output should reiterate the test you have run, and provide the necessary values for reporting on the third line of output: the</w:t>
       </w:r>
       <w:r>
         <w:t xml:space="preserve"> </w:t>
@@ -2365,10 +2308,15 @@
         <w:t xml:space="preserve">p-</w:t>
       </w:r>
       <w:r>
-        <w:t xml:space="preserve">value. You can see here that there is a significant difference between the two groups as the</w:t>
-      </w:r>
-      <w:r>
-        <w:t xml:space="preserve"> </w:t>
+        <w:t xml:space="preserve">value.</w:t>
+      </w:r>
+    </w:p>
+    <w:p>
+      <w:pPr>
+        <w:pStyle w:val="BodyText"/>
+      </w:pPr>
+      <w:r>
+        <w:t xml:space="preserve">Is there a significant difference between the two groups (</w:t>
       </w:r>
       <w:r>
         <w:rPr>
@@ -2381,7 +2329,7 @@
         <w:t xml:space="preserve"> </w:t>
       </w:r>
       <w:r>
-        <w:t xml:space="preserve">&lt; .05. The output also handily summarises the mean working memory capacity for each group.</w:t>
+        <w:t xml:space="preserve">&lt; .05)? What is the mean working memory capacity for each group?</w:t>
       </w:r>
     </w:p>
     <w:bookmarkEnd w:id="45"/>
@@ -2399,7 +2347,7 @@
         <w:pStyle w:val="FirstParagraph"/>
       </w:pPr>
       <w:r>
-        <w:t xml:space="preserve">Another simple analysis for testing the relationship between two variables is a correlation, which we can use to test the strength of association between two continuous variables. Let’s test how working memory capacity changes with age, by typing the following line.</w:t>
+        <w:t xml:space="preserve">Another simple analysis for testing the relationship between two variables is a correlation: the strength of association between two continuous variables. Let’s test how working memory capacity changes with age by typing the following line.</w:t>
       </w:r>
     </w:p>
     <w:p>
@@ -2472,104 +2420,18 @@
         <w:pStyle w:val="FirstParagraph"/>
       </w:pPr>
       <w:r>
-        <w:t xml:space="preserve">Running this line of code should produce the following:</w:t>
-      </w:r>
-    </w:p>
-    <w:p>
-      <w:pPr>
-        <w:pStyle w:val="SourceCode"/>
-      </w:pPr>
-      <w:r>
-        <w:br/>
-      </w:r>
-      <w:r>
-        <w:rPr>
-          <w:rStyle w:val="VerbatimChar"/>
-        </w:rPr>
-        <w:t xml:space="preserve">    Pearson's product-moment correlation</w:t>
-      </w:r>
-      <w:r>
-        <w:br/>
-      </w:r>
-      <w:r>
-        <w:br/>
-      </w:r>
-      <w:r>
-        <w:rPr>
-          <w:rStyle w:val="VerbatimChar"/>
-        </w:rPr>
-        <w:t xml:space="preserve">data:  age_years and wmc</w:t>
-      </w:r>
-      <w:r>
-        <w:br/>
-      </w:r>
-      <w:r>
-        <w:rPr>
-          <w:rStyle w:val="VerbatimChar"/>
-        </w:rPr>
-        <w:t xml:space="preserve">t = -2.2034, df = 98, p-value = 0.02991</w:t>
-      </w:r>
-      <w:r>
-        <w:br/>
-      </w:r>
-      <w:r>
-        <w:rPr>
-          <w:rStyle w:val="VerbatimChar"/>
-        </w:rPr>
-        <w:t xml:space="preserve">alternative hypothesis: true correlation is not equal to 0</w:t>
-      </w:r>
-      <w:r>
-        <w:br/>
-      </w:r>
-      <w:r>
-        <w:rPr>
-          <w:rStyle w:val="VerbatimChar"/>
-        </w:rPr>
-        <w:t xml:space="preserve">95 percent confidence interval:</w:t>
-      </w:r>
-      <w:r>
-        <w:br/>
-      </w:r>
-      <w:r>
-        <w:rPr>
-          <w:rStyle w:val="VerbatimChar"/>
-        </w:rPr>
-        <w:t xml:space="preserve"> -0.39674850 -0.02177224</w:t>
-      </w:r>
-      <w:r>
-        <w:br/>
-      </w:r>
-      <w:r>
-        <w:rPr>
-          <w:rStyle w:val="VerbatimChar"/>
-        </w:rPr>
-        <w:t xml:space="preserve">sample estimates:</w:t>
-      </w:r>
-      <w:r>
-        <w:br/>
-      </w:r>
-      <w:r>
-        <w:rPr>
-          <w:rStyle w:val="VerbatimChar"/>
-        </w:rPr>
-        <w:t xml:space="preserve">       cor </w:t>
-      </w:r>
-      <w:r>
-        <w:br/>
-      </w:r>
-      <w:r>
-        <w:rPr>
-          <w:rStyle w:val="VerbatimChar"/>
-        </w:rPr>
-        <w:t xml:space="preserve">-0.2172612 </w:t>
-      </w:r>
-    </w:p>
-    <w:p>
-      <w:pPr>
-        <w:pStyle w:val="FirstParagraph"/>
-      </w:pPr>
-      <w:r>
-        <w:t xml:space="preserve">Again, the output tells us the test that has been done, and shows us that there is a significant relationship between the two variables (</w:t>
+        <w:t xml:space="preserve">Execute the code.</w:t>
+      </w:r>
+    </w:p>
+    <w:p>
+      <w:pPr>
+        <w:pStyle w:val="BodyText"/>
+      </w:pPr>
+      <w:r>
+        <w:t xml:space="preserve">Again, the output should tell you the test that has been done. Does the</w:t>
+      </w:r>
+      <w:r>
+        <w:t xml:space="preserve"> </w:t>
       </w:r>
       <w:r>
         <w:rPr>
@@ -2579,10 +2441,7 @@
         <w:t xml:space="preserve">p</w:t>
       </w:r>
       <w:r>
-        <w:t xml:space="preserve"> </w:t>
-      </w:r>
-      <w:r>
-        <w:t xml:space="preserve">= 0.02). The final line of output, labelled as</w:t>
+        <w:t xml:space="preserve">-value show that there’s a significant relationship between the two? The final line of output (labelled</w:t>
       </w:r>
       <w:r>
         <w:t xml:space="preserve"> </w:t>
@@ -2591,7 +2450,7 @@
         <w:t xml:space="preserve">“cor”</w:t>
       </w:r>
       <w:r>
-        <w:t xml:space="preserve">, is the correlation coefficient, showing a negative correlation between the two variables: as age increases, working memory decreases.</w:t>
+        <w:t xml:space="preserve">) is the correlation coefficient. The negative value suggests that as age increases, working memory decreases.</w:t>
       </w:r>
     </w:p>
     <w:p>
@@ -2689,7 +2548,15 @@
         <w:t xml:space="preserve"> </w:t>
       </w:r>
       <w:r>
-        <w:t xml:space="preserve">This should bring up some helpful information in the bottom right window. The help pages tell you which</w:t>
+        <w:t xml:space="preserve">This should bring up some helpful information in the bottom right window.</w:t>
+      </w:r>
+    </w:p>
+    <w:p>
+      <w:pPr>
+        <w:pStyle w:val="BodyText"/>
+      </w:pPr>
+      <w:r>
+        <w:t xml:space="preserve">The help pages tell you which</w:t>
       </w:r>
       <w:r>
         <w:t xml:space="preserve"> </w:t>
@@ -2720,7 +2587,7 @@
       </w:r>
     </w:p>
     <w:bookmarkEnd w:id="46"/>
-    <w:bookmarkStart w:id="47" w:name="running-an-anova"/>
+    <w:bookmarkStart w:id="48" w:name="running-an-anova"/>
     <w:p>
       <w:pPr>
         <w:pStyle w:val="Heading2"/>
@@ -2758,7 +2625,7 @@
         <w:pStyle w:val="BodyText"/>
       </w:pPr>
       <w:r>
-        <w:t xml:space="preserve">Make sure that you have downloaded the data from the VLE and saved it in your data folder. Then let’s load it into R and assign it to an object called</w:t>
+        <w:t xml:space="preserve">Make sure that you have downloaded the data from the VLE and saved it in your data folder. Load it into R and assign it to an object called</w:t>
       </w:r>
       <w:r>
         <w:t xml:space="preserve"> </w:t>
@@ -2833,7 +2700,16 @@
         <w:pStyle w:val="BodyText"/>
       </w:pPr>
       <w:r>
-        <w:t xml:space="preserve">The first step in running an ANOVA is to check the assumption of homogeneity of variance using Levene’s test. This test isn’t included as standard in R, so we need to load in a package (a set of functions that someone has written) to run it. You only need to run this once in each R session. Add the following lines to your script, and run them:</w:t>
+        <w:t xml:space="preserve">The first step in running an ANOVA is to check the assumption of homogeneity of variance using Levene’s test. This test isn’t included as standard in R, so we need to load in a package (a set of functions that someone has written) to run it. You only need to run this once in each R session. Add the following lines to your script</w:t>
+      </w:r>
+      <w:r>
+        <w:rPr>
+          <w:rStyle w:val="FootnoteReference"/>
+        </w:rPr>
+        <w:footnoteReference w:id="47"/>
+      </w:r>
+      <w:r>
+        <w:t xml:space="preserve">, and run them:</w:t>
       </w:r>
     </w:p>
     <w:p>
@@ -3155,7 +3031,7 @@
         <w:t xml:space="preserve">p</w:t>
       </w:r>
       <w:r>
-        <w:t xml:space="preserve">-value (.01). Here we can see that there is a significant difference in working memory capacity depending on the type of game that people play most regularly (</w:t>
+        <w:t xml:space="preserve">-value (.01). This tells us that there is a significant difference in working memory capacity depending on the type of game that people play most regularly (</w:t>
       </w:r>
       <w:r>
         <w:rPr>
@@ -3178,9 +3054,9 @@
         </w:pict>
       </w:r>
     </w:p>
-    <w:bookmarkEnd w:id="47"/>
     <w:bookmarkEnd w:id="48"/>
-    <w:bookmarkStart w:id="56" w:name="summary"/>
+    <w:bookmarkEnd w:id="49"/>
+    <w:bookmarkStart w:id="57" w:name="summary"/>
     <w:p>
       <w:pPr>
         <w:pStyle w:val="Heading1"/>
@@ -3197,7 +3073,7 @@
         <w:t xml:space="preserve">We’ve just introduced some important concepts in R, and gone through how to do some basic statistical tests. In fact, we did many of the things you already know about, but in only about 15 lines of code! Of course, R offers many more sophisticated options, e.g. for factorial ANOVAs, post-hoc tests, regression and so on. You are welcome to find out more about how to do these yourselves.</w:t>
       </w:r>
     </w:p>
-    <w:bookmarkStart w:id="49" w:name="challenge-yourself"/>
+    <w:bookmarkStart w:id="50" w:name="challenge-yourself"/>
     <w:p>
       <w:pPr>
         <w:pStyle w:val="Heading2"/>
@@ -3258,8 +3134,8 @@
         <w:t xml:space="preserve">You might well encounter some errors along the way, and there are multiple ways to solve the problem. Try using the R help files or googling to fix the problem for yourself: this is a major part of coding! The solution(s) will be released next week.</w:t>
       </w:r>
     </w:p>
-    <w:bookmarkEnd w:id="49"/>
-    <w:bookmarkStart w:id="55" w:name="further-learning"/>
+    <w:bookmarkEnd w:id="50"/>
+    <w:bookmarkStart w:id="56" w:name="further-learning"/>
     <w:p>
       <w:pPr>
         <w:pStyle w:val="Heading2"/>
@@ -3333,7 +3209,7 @@
           <w:numId w:val="1004"/>
         </w:numPr>
       </w:pPr>
-      <w:hyperlink r:id="rId50">
+      <w:hyperlink r:id="rId51">
         <w:r>
           <w:rPr>
             <w:rStyle w:val="Hyperlink"/>
@@ -3350,7 +3226,7 @@
           <w:numId w:val="1004"/>
         </w:numPr>
       </w:pPr>
-      <w:hyperlink r:id="rId51">
+      <w:hyperlink r:id="rId52">
         <w:r>
           <w:rPr>
             <w:rStyle w:val="Hyperlink"/>
@@ -3379,7 +3255,7 @@
       <w:r>
         <w:t xml:space="preserve"> </w:t>
       </w:r>
-      <w:hyperlink r:id="rId52">
+      <w:hyperlink r:id="rId53">
         <w:r>
           <w:rPr>
             <w:rStyle w:val="Hyperlink"/>
@@ -3464,7 +3340,7 @@
             <w:r>
               <w:t xml:space="preserve"> </w:t>
             </w:r>
-            <w:hyperlink r:id="rId53">
+            <w:hyperlink r:id="rId54">
               <w:r>
                 <w:rPr>
                   <w:rStyle w:val="Hyperlink"/>
@@ -3492,7 +3368,7 @@
             <w:r>
               <w:t xml:space="preserve"> </w:t>
             </w:r>
-            <w:hyperlink r:id="rId54">
+            <w:hyperlink r:id="rId55">
               <w:r>
                 <w:rPr>
                   <w:rStyle w:val="Hyperlink"/>
@@ -3507,8 +3383,8 @@
         </w:tc>
       </w:tr>
     </w:tbl>
-    <w:bookmarkEnd w:id="55"/>
     <w:bookmarkEnd w:id="56"/>
+    <w:bookmarkEnd w:id="57"/>
     <w:sectPr>
       <w:footnotePr>
         <w:numRestart w:val="eachSect"/>
@@ -3725,6 +3601,56 @@
       </w:r>
       <w:r>
         <w:t xml:space="preserve">The eagle-eyed among you might also see that you have your first example of rainbow brackets, if you turned on this setting during the 0_SetUp task!</w:t>
+      </w:r>
+    </w:p>
+  </w:footnote>
+  <w:footnote w:id="47">
+    <w:p>
+      <w:pPr>
+        <w:pStyle w:val="FootnoteText"/>
+      </w:pPr>
+      <w:r>
+        <w:rPr>
+          <w:rStyle w:val="FootnoteReference"/>
+        </w:rPr>
+        <w:footnoteRef/>
+      </w:r>
+      <w:r>
+        <w:t xml:space="preserve"> </w:t>
+      </w:r>
+      <w:r>
+        <w:t xml:space="preserve">If you are using your own machine, you will need to install the</w:t>
+      </w:r>
+      <w:r>
+        <w:t xml:space="preserve"> </w:t>
+      </w:r>
+      <w:r>
+        <w:rPr>
+          <w:i/>
+          <w:iCs/>
+        </w:rPr>
+        <w:t xml:space="preserve">car</w:t>
+      </w:r>
+      <w:r>
+        <w:t xml:space="preserve"> </w:t>
+      </w:r>
+      <w:r>
+        <w:t xml:space="preserve">package first. You can do this by running</w:t>
+      </w:r>
+      <w:r>
+        <w:t xml:space="preserve"> </w:t>
+      </w:r>
+      <w:r>
+        <w:rPr>
+          <w:rStyle w:val="VerbatimChar"/>
+        </w:rPr>
+        <w:t xml:space="preserve">install.packages("car")</w:t>
+      </w:r>
+      <w:r>
+        <w:t xml:space="preserve"> </w:t>
+      </w:r>
+      <w:r>
+        <w:t xml:space="preserve">. Give you only need to do this once, you can type it directly into the console.</w:t>
       </w:r>
     </w:p>
   </w:footnote>

--- a/1_intro.docx
+++ b/1_intro.docx
@@ -18,32 +18,6 @@
         <w:t xml:space="preserve">Emma James</w:t>
       </w:r>
     </w:p>
-    <w:sdt>
-      <w:sdtPr>
-        <w:docPartObj>
-          <w:docPartGallery w:val="Table of Contents"/>
-          <w:docPartUnique/>
-        </w:docPartObj>
-      </w:sdtPr>
-      <w:sdtContent>
-        <w:p>
-          <w:pPr>
-            <w:pStyle w:val="TOCHeading"/>
-          </w:pPr>
-          <w:r>
-            <w:t xml:space="preserve">Table of contents</w:t>
-          </w:r>
-        </w:p>
-        <w:p>
-          <w:r>
-            <w:fldChar w:fldCharType="begin" w:dirty="true"/>
-            <w:instrText xml:space="preserve">TOC \o "1-3" \h \z \u</w:instrText>
-            <w:fldChar w:fldCharType="separate"/>
-            <w:fldChar w:fldCharType="end"/>
-          </w:r>
-        </w:p>
-      </w:sdtContent>
-    </w:sdt>
     <w:bookmarkStart w:id="20" w:name="introduction"/>
     <w:p>
       <w:pPr>
@@ -134,23 +108,7 @@
               </w:numPr>
             </w:pPr>
             <w:r>
-              <w:t xml:space="preserve">Use</w:t>
-            </w:r>
-            <w:r>
-              <w:t xml:space="preserve"> </w:t>
-            </w:r>
-            <w:r>
-              <w:rPr>
-                <w:i/>
-                <w:iCs/>
-              </w:rPr>
-              <w:t xml:space="preserve">RStudio</w:t>
-            </w:r>
-            <w:r>
-              <w:t xml:space="preserve"> </w:t>
-            </w:r>
-            <w:r>
-              <w:t xml:space="preserve">to write, comment, and execute lines of code.</w:t>
+              <w:t xml:space="preserve">Use RStudio to write, comment, and execute lines of code.</w:t>
             </w:r>
           </w:p>
           <w:p>
@@ -162,17 +120,14 @@
               </w:numPr>
             </w:pPr>
             <w:r>
-              <w:t xml:space="preserve">Create and manipulate objects in</w:t>
-            </w:r>
-            <w:r>
-              <w:t xml:space="preserve"> </w:t>
+              <w:t xml:space="preserve">Create and manipulate objects in R</w:t>
             </w:r>
             <w:r>
               <w:rPr>
                 <w:i/>
                 <w:iCs/>
               </w:rPr>
-              <w:t xml:space="preserve">R.</w:t>
+              <w:t xml:space="preserve">.</w:t>
             </w:r>
           </w:p>
           <w:p>
@@ -184,17 +139,7 @@
               </w:numPr>
             </w:pPr>
             <w:r>
-              <w:t xml:space="preserve">Load data files into</w:t>
-            </w:r>
-            <w:r>
-              <w:t xml:space="preserve"> </w:t>
-            </w:r>
-            <w:r>
-              <w:rPr>
-                <w:i/>
-                <w:iCs/>
-              </w:rPr>
-              <w:t xml:space="preserve">R.</w:t>
+              <w:t xml:space="preserve">Load data files into R.</w:t>
             </w:r>
           </w:p>
           <w:p>
@@ -266,7 +211,7 @@
           <wp:inline>
             <wp:extent cx="5334000" cy="3197052"/>
             <wp:effectExtent b="0" l="0" r="0" t="0"/>
-            <wp:docPr descr="Default RStudio layout" title="" id="22" name="Picture"/>
+            <wp:docPr descr="The default RStudio layout" title="" id="22" name="Picture"/>
             <a:graphic>
               <a:graphicData uri="http://schemas.openxmlformats.org/drawingml/2006/picture">
                 <pic:pic>
@@ -309,7 +254,7 @@
         <w:pStyle w:val="ImageCaption"/>
       </w:pPr>
       <w:r>
-        <w:t xml:space="preserve">Default RStudio layout</w:t>
+        <w:t xml:space="preserve">The default RStudio layout</w:t>
       </w:r>
     </w:p>
     <w:bookmarkStart w:id="24" w:name="top-left-scripts"/>
@@ -603,7 +548,7 @@
         <w:pStyle w:val="BodyText"/>
       </w:pPr>
       <w:r>
-        <w:t xml:space="preserve">So why not just type 5^2 in the first place? The reason objects are useful is that we can change and update their values, or include many numbers in them. Let’s make a new object called</w:t>
+        <w:t xml:space="preserve">So why not just type</w:t>
       </w:r>
       <w:r>
         <w:t xml:space="preserve"> </w:t>
@@ -612,6 +557,21 @@
         <w:rPr>
           <w:rStyle w:val="VerbatimChar"/>
         </w:rPr>
+        <w:t xml:space="preserve">5^2</w:t>
+      </w:r>
+      <w:r>
+        <w:t xml:space="preserve"> </w:t>
+      </w:r>
+      <w:r>
+        <w:t xml:space="preserve">in the first place? Objects are useful because we can change and update their values, or include many numbers in them. Let’s make a new object called</w:t>
+      </w:r>
+      <w:r>
+        <w:t xml:space="preserve"> </w:t>
+      </w:r>
+      <w:r>
+        <w:rPr>
+          <w:rStyle w:val="VerbatimChar"/>
+        </w:rPr>
         <w:t xml:space="preserve">b</w:t>
       </w:r>
       <w:r>
@@ -739,21 +699,10 @@
     </w:p>
     <w:p>
       <w:pPr>
-        <w:pStyle w:val="SourceCode"/>
-      </w:pPr>
-      <w:r>
-        <w:rPr>
-          <w:rStyle w:val="VerbatimChar"/>
-        </w:rPr>
-        <w:t xml:space="preserve">[1]  1  4  9 16 25</w:t>
-      </w:r>
-    </w:p>
-    <w:p>
-      <w:pPr>
         <w:pStyle w:val="FirstParagraph"/>
       </w:pPr>
       <w:r>
-        <w:t xml:space="preserve">You can see that we now get a list of the squares of all the elements.</w:t>
+        <w:t xml:space="preserve">You should see that we now get a list of the squares of all the elements.</w:t>
       </w:r>
     </w:p>
     <w:p>
@@ -868,7 +817,7 @@
     </w:p>
     <w:bookmarkEnd w:id="29"/>
     <w:bookmarkEnd w:id="30"/>
-    <w:bookmarkStart w:id="39" w:name="creating-a-script-and-loading-in-data"/>
+    <w:bookmarkStart w:id="40" w:name="creating-a-script-and-loading-in-data"/>
     <w:p>
       <w:pPr>
         <w:pStyle w:val="Heading1"/>
@@ -885,7 +834,7 @@
         <w:t xml:space="preserve">In this section, we will create a script to tell us about the mean, median, standard deviation, and standard error of some data. Rather than type the data in by hand, we will load a dataset from a file—just as we would if we had run an experiment.</w:t>
       </w:r>
     </w:p>
-    <w:bookmarkStart w:id="34" w:name="opening-your-r-project"/>
+    <w:bookmarkStart w:id="35" w:name="opening-your-r-project"/>
     <w:p>
       <w:pPr>
         <w:pStyle w:val="Heading2"/>
@@ -912,7 +861,24 @@
         <w:t xml:space="preserve">ARM_Practicals</w:t>
       </w:r>
       <w:r>
-        <w:t xml:space="preserve">. This should be the case if you have just completed the 0_SetUp instructions. If not, or if you closed RStudio in between, you can open this by clicking</w:t>
+        <w:t xml:space="preserve">. This should be the case if you have just completed the</w:t>
+      </w:r>
+      <w:r>
+        <w:t xml:space="preserve"> </w:t>
+      </w:r>
+      <w:hyperlink r:id="rId31">
+        <w:r>
+          <w:rPr>
+            <w:rStyle w:val="Hyperlink"/>
+          </w:rPr>
+          <w:t xml:space="preserve">set-up instructions</w:t>
+        </w:r>
+      </w:hyperlink>
+      <w:r>
+        <w:t xml:space="preserve"> </w:t>
+      </w:r>
+      <w:r>
+        <w:t xml:space="preserve">instructions. If not, or if you closed RStudio in between, you can open this by clicking</w:t>
       </w:r>
       <w:r>
         <w:t xml:space="preserve"> </w:t>
@@ -936,7 +902,19 @@
         <w:pStyle w:val="BodyText"/>
       </w:pPr>
       <w:r>
-        <w:t xml:space="preserve">Remember, you should be able to see this in the top-right corner of the RStudio window.</w:t>
+        <w:t xml:space="preserve">Remember, it should say</w:t>
+      </w:r>
+      <w:r>
+        <w:t xml:space="preserve"> </w:t>
+      </w:r>
+      <w:r>
+        <w:t xml:space="preserve">“ARM_Practicals”</w:t>
+      </w:r>
+      <w:r>
+        <w:t xml:space="preserve"> </w:t>
+      </w:r>
+      <w:r>
+        <w:t xml:space="preserve">in the top-right corner of the RStudio window.</w:t>
       </w:r>
     </w:p>
     <w:p>
@@ -948,18 +926,18 @@
           <wp:inline>
             <wp:extent cx="2127183" cy="856648"/>
             <wp:effectExtent b="0" l="0" r="0" t="0"/>
-            <wp:docPr descr="Current R Project open" title="" id="32" name="Picture"/>
+            <wp:docPr descr="Current R Project open" title="" id="33" name="Picture"/>
             <a:graphic>
               <a:graphicData uri="http://schemas.openxmlformats.org/drawingml/2006/picture">
                 <pic:pic>
                   <pic:nvPicPr>
-                    <pic:cNvPr descr="images/RProject.png" id="33" name="Picture"/>
+                    <pic:cNvPr descr="images/RProject.png" id="34" name="Picture"/>
                     <pic:cNvPicPr>
                       <a:picLocks noChangeArrowheads="1" noChangeAspect="1"/>
                     </pic:cNvPicPr>
                   </pic:nvPicPr>
                   <pic:blipFill>
-                    <a:blip r:embed="rId31"/>
+                    <a:blip r:embed="rId32"/>
                     <a:stretch>
                       <a:fillRect/>
                     </a:stretch>
@@ -994,8 +972,8 @@
         <w:t xml:space="preserve">Current R Project open</w:t>
       </w:r>
     </w:p>
-    <w:bookmarkEnd w:id="34"/>
-    <w:bookmarkStart w:id="35" w:name="creating-a-script"/>
+    <w:bookmarkEnd w:id="35"/>
+    <w:bookmarkStart w:id="36" w:name="creating-a-script"/>
     <w:p>
       <w:pPr>
         <w:pStyle w:val="Heading2"/>
@@ -1075,8 +1053,8 @@
         <w:t xml:space="preserve">.</w:t>
       </w:r>
     </w:p>
-    <w:bookmarkEnd w:id="35"/>
-    <w:bookmarkStart w:id="38" w:name="loading-data-into-r"/>
+    <w:bookmarkEnd w:id="36"/>
+    <w:bookmarkStart w:id="39" w:name="loading-data-into-r"/>
     <w:p>
       <w:pPr>
         <w:pStyle w:val="Heading2"/>
@@ -1090,7 +1068,7 @@
         <w:pStyle w:val="FirstParagraph"/>
       </w:pPr>
       <w:r>
-        <w:t xml:space="preserve">There is a file in the Lecture 1 section of the VLE called</w:t>
+        <w:t xml:space="preserve">There is a file in the Practical Materials section of the VLE called</w:t>
       </w:r>
       <w:r>
         <w:t xml:space="preserve"> </w:t>
@@ -1103,13 +1081,13 @@
         <w:t xml:space="preserve">ARM1_data1_gamers.csv</w:t>
       </w:r>
       <w:r>
-        <w:t xml:space="preserve">. This is a .csv file, which is a readily used data storage format that can be opened by many different software</w:t>
+        <w:t xml:space="preserve">. This is a .csv file, which is a readily used data storage format that can be opened in many different software</w:t>
       </w:r>
       <w:r>
         <w:rPr>
           <w:rStyle w:val="FootnoteReference"/>
         </w:rPr>
-        <w:footnoteReference w:id="36"/>
+        <w:footnoteReference w:id="37"/>
       </w:r>
       <w:r>
         <w:t xml:space="preserve">. Download this file, and save it in the folder we previously created (likely</w:t>
@@ -1319,7 +1297,7 @@
         <w:t xml:space="preserve"> </w:t>
       </w:r>
       <w:r>
-        <w:t xml:space="preserve">tab. You can see that it has 100 observations (rows) for 5 variables (columns). If you click the little grid to the right of this description, you can inspect the dataset in your top left panel. You should see that the five columns correspond to:</w:t>
+        <w:t xml:space="preserve">tab. The information tells us it has 100 observations (rows) for 5 variables (columns). If you click the little grid to the right of this description, you can inspect the dataset in your top left panel. The five columns of the dataset correspond to:</w:t>
       </w:r>
     </w:p>
     <w:p>
@@ -1435,7 +1413,7 @@
         </w:rPr>
         <w:t xml:space="preserve"> </w:t>
       </w:r>
-      <w:hyperlink r:id="rId37">
+      <w:hyperlink r:id="rId38">
         <w:r>
           <w:rPr>
             <w:rStyle w:val="Hyperlink"/>
@@ -1457,7 +1435,7 @@
           <w:i/>
           <w:iCs/>
         </w:rPr>
-        <w:t xml:space="preserve">by Fiona McNab.</w:t>
+        <w:t xml:space="preserve">by Dr Fiona McNab.</w:t>
       </w:r>
     </w:p>
     <w:p>
@@ -1467,9 +1445,9 @@
         </w:pict>
       </w:r>
     </w:p>
-    <w:bookmarkEnd w:id="38"/>
     <w:bookmarkEnd w:id="39"/>
-    <w:bookmarkStart w:id="44" w:name="calculating-summary-statistics"/>
+    <w:bookmarkEnd w:id="40"/>
+    <w:bookmarkStart w:id="42" w:name="calculating-summary-statistics"/>
     <w:p>
       <w:pPr>
         <w:pStyle w:val="Heading1"/>
@@ -1849,7 +1827,7 @@
         <w:t xml:space="preserve"> </w:t>
       </w:r>
       <w:r>
-        <w:t xml:space="preserve">window. Well done – you have just written your first</w:t>
+        <w:t xml:space="preserve">window. Well done—you have just written your first</w:t>
       </w:r>
       <w:r>
         <w:t xml:space="preserve"> </w:t>
@@ -1871,7 +1849,7 @@
         <w:rPr>
           <w:rStyle w:val="FootnoteReference"/>
         </w:rPr>
-        <w:footnoteReference w:id="40"/>
+        <w:footnoteReference w:id="41"/>
       </w:r>
     </w:p>
     <w:tbl>
@@ -1908,57 +1886,8 @@
               <w:pStyle w:val="BodyText"/>
             </w:pPr>
             <w:pPr>
-              <w:spacing w:before="0" w:after="0"/>
-              <w:textAlignment w:val="center"/>
+              <w:spacing w:before="16" w:after="16"/>
             </w:pPr>
-            <w:r>
-              <w:drawing>
-                <wp:inline>
-                  <wp:extent cx="152400" cy="152400"/>
-                  <wp:effectExtent b="0" l="0" r="0" t="0"/>
-                  <wp:docPr descr="" title="" id="42" name="Picture"/>
-                  <a:graphic>
-                    <a:graphicData uri="http://schemas.openxmlformats.org/drawingml/2006/picture">
-                      <pic:pic>
-                        <pic:nvPicPr>
-                          <pic:cNvPr descr="C:\Users\elj504\AppData\Local\Programs\Quarto\share\formats\docx\tip.png" id="43" name="Picture"/>
-                          <pic:cNvPicPr>
-                            <a:picLocks noChangeArrowheads="1" noChangeAspect="1"/>
-                          </pic:cNvPicPr>
-                        </pic:nvPicPr>
-                        <pic:blipFill>
-                          <a:blip r:embed="rId41"/>
-                          <a:stretch>
-                            <a:fillRect/>
-                          </a:stretch>
-                        </pic:blipFill>
-                        <pic:spPr bwMode="auto">
-                          <a:xfrm>
-                            <a:off x="0" y="0"/>
-                            <a:ext cx="152400" cy="152400"/>
-                          </a:xfrm>
-                          <a:prstGeom prst="rect">
-                            <a:avLst/>
-                          </a:prstGeom>
-                          <a:noFill/>
-                          <a:ln w="9525">
-                            <a:noFill/>
-                            <a:headEnd/>
-                            <a:tailEnd/>
-                          </a:ln>
-                        </pic:spPr>
-                      </pic:pic>
-                    </a:graphicData>
-                  </a:graphic>
-                </wp:inline>
-              </w:drawing>
-            </w:r>
-            <w:r>
-              <w:t xml:space="preserve"> </w:t>
-            </w:r>
-            <w:r>
-              <w:t xml:space="preserve"> </w:t>
-            </w:r>
             <w:r>
               <w:t xml:space="preserve">Take note! (literally)</w:t>
             </w:r>
@@ -1992,7 +1921,7 @@
               <w:pStyle w:val="BodyText"/>
             </w:pPr>
             <w:r>
-              <w:t xml:space="preserve">You can add comments to your script by using the # symbol. When R encounters the # symbol, it knows not to try and interpret the remainder of that line as code. This means that you can either write comments on their own line or directly next to code, like in the example below.</w:t>
+              <w:t xml:space="preserve">You can add comments to your script by using the # symbol. When R encounters the # symbol, it knows not to try and interpret the remainder of that line as code. This means that you can either write comments on their own line or directly next to code, like in the examples below.</w:t>
             </w:r>
           </w:p>
           <w:p>
@@ -2003,7 +1932,7 @@
               <w:spacing w:after="16"/>
             </w:pPr>
             <w:r>
-              <w:t xml:space="preserve">Try it now: add comments to the code you have already written so that future you will remember what this code does. You should try to do this throughout all the practicals: I have often written basic comments alongside sections of code, but you can edit these and add more notes to your scripts to help you to remember key things.</w:t>
+              <w:t xml:space="preserve">Try it now: add comments to the code you have already written so that future you will remember what this code does. You should do this throughout all the practical activities: I have often written basic comments alongside sections of code, but you can edit these and add more notes to your own scripts to help you remember key things.</w:t>
             </w:r>
           </w:p>
         </w:tc>
@@ -2093,8 +2022,8 @@
         </w:pict>
       </w:r>
     </w:p>
-    <w:bookmarkEnd w:id="44"/>
-    <w:bookmarkStart w:id="49" w:name="running-inferential-tests"/>
+    <w:bookmarkEnd w:id="42"/>
+    <w:bookmarkStart w:id="47" w:name="running-inferential-tests"/>
     <w:p>
       <w:pPr>
         <w:pStyle w:val="Heading1"/>
@@ -2103,7 +2032,7 @@
         <w:t xml:space="preserve">5. Running inferential tests</w:t>
       </w:r>
     </w:p>
-    <w:bookmarkStart w:id="45" w:name="running-a-t-test"/>
+    <w:bookmarkStart w:id="43" w:name="running-a-t-test"/>
     <w:p>
       <w:pPr>
         <w:pStyle w:val="Heading2"/>
@@ -2219,7 +2148,7 @@
         <w:t xml:space="preserve">gamer</w:t>
       </w:r>
       <w:r>
-        <w:t xml:space="preserve">, which we have seen has two levels (</w:t>
+        <w:t xml:space="preserve">, which we know has two levels in the dataset (</w:t>
       </w:r>
       <w:r>
         <w:rPr>
@@ -2259,7 +2188,7 @@
         <w:t xml:space="preserve"> </w:t>
       </w:r>
       <w:r>
-        <w:t xml:space="preserve">in our R environment, so we specify that it should look for these within the</w:t>
+        <w:t xml:space="preserve">in our R environment, so we need to specify that it should look for these within the</w:t>
       </w:r>
       <w:r>
         <w:t xml:space="preserve"> </w:t>
@@ -2332,8 +2261,8 @@
         <w:t xml:space="preserve">&lt; .05)? What is the mean working memory capacity for each group?</w:t>
       </w:r>
     </w:p>
-    <w:bookmarkEnd w:id="45"/>
-    <w:bookmarkStart w:id="46" w:name="running-a-correlation"/>
+    <w:bookmarkEnd w:id="43"/>
+    <w:bookmarkStart w:id="44" w:name="running-a-correlation"/>
     <w:p>
       <w:pPr>
         <w:pStyle w:val="Heading2"/>
@@ -2347,7 +2276,7 @@
         <w:pStyle w:val="FirstParagraph"/>
       </w:pPr>
       <w:r>
-        <w:t xml:space="preserve">Another simple analysis for testing the relationship between two variables is a correlation: the strength of association between two continuous variables. Let’s test how working memory capacity changes with age by typing the following line.</w:t>
+        <w:t xml:space="preserve">Another simple analysis for testing the relationship between two variables is a correlation: the strength of association between two continuous variables. Let’s test how working memory capacity relates to age by typing and executing the following line.</w:t>
       </w:r>
     </w:p>
     <w:p>
@@ -2418,14 +2347,6 @@
     <w:p>
       <w:pPr>
         <w:pStyle w:val="FirstParagraph"/>
-      </w:pPr>
-      <w:r>
-        <w:t xml:space="preserve">Execute the code.</w:t>
-      </w:r>
-    </w:p>
-    <w:p>
-      <w:pPr>
-        <w:pStyle w:val="BodyText"/>
       </w:pPr>
       <w:r>
         <w:t xml:space="preserve">Again, the output should tell you the test that has been done. Does the</w:t>
@@ -2450,7 +2371,7 @@
         <w:t xml:space="preserve">“cor”</w:t>
       </w:r>
       <w:r>
-        <w:t xml:space="preserve">) is the correlation coefficient. The negative value suggests that as age increases, working memory decreases.</w:t>
+        <w:t xml:space="preserve">) is the correlation coefficient. What happens to working memory as age increases?</w:t>
       </w:r>
     </w:p>
     <w:p>
@@ -2458,7 +2379,13 @@
         <w:pStyle w:val="BodyText"/>
       </w:pPr>
       <w:r>
-        <w:t xml:space="preserve">These calls for statistical tests that we have just run are called</w:t>
+        <w:t xml:space="preserve">::: {.callout-tip title-</w:t>
+      </w:r>
+      <w:r>
+        <w:t xml:space="preserve">“Getting help with functions”</w:t>
+      </w:r>
+      <w:r>
+        <w:t xml:space="preserve">=““} These calls for statistical tests that we have just run are called</w:t>
       </w:r>
       <w:r>
         <w:t xml:space="preserve"> </w:t>
@@ -2583,11 +2510,11 @@
         <w:t xml:space="preserve"> </w:t>
       </w:r>
       <w:r>
-        <w:t xml:space="preserve">inside the brackets. Try this now.</w:t>
-      </w:r>
-    </w:p>
-    <w:bookmarkEnd w:id="46"/>
-    <w:bookmarkStart w:id="48" w:name="running-an-anova"/>
+        <w:t xml:space="preserve">inside the brackets. Try this now. :::</w:t>
+      </w:r>
+    </w:p>
+    <w:bookmarkEnd w:id="44"/>
+    <w:bookmarkStart w:id="46" w:name="running-an-anova"/>
     <w:p>
       <w:pPr>
         <w:pStyle w:val="Heading2"/>
@@ -2601,7 +2528,7 @@
         <w:pStyle w:val="FirstParagraph"/>
       </w:pPr>
       <w:r>
-        <w:t xml:space="preserve">Finally, let’s try running a simple one-way ANOVA. Now you’ve established that gamers have a higher working memory capacity than non-gamers, we might want to ask whether it matters what</w:t>
+        <w:t xml:space="preserve">Finally, let’s r a simple one-way ANOVA. Now you’ve established that gamers have a higher working memory capacity than non-gamers, we might want to ask whether it matters what</w:t>
       </w:r>
       <w:r>
         <w:t xml:space="preserve"> </w:t>
@@ -2706,7 +2633,7 @@
         <w:rPr>
           <w:rStyle w:val="FootnoteReference"/>
         </w:rPr>
-        <w:footnoteReference w:id="47"/>
+        <w:footnoteReference w:id="45"/>
       </w:r>
       <w:r>
         <w:t xml:space="preserve">, and run them:</w:t>
@@ -2791,237 +2718,10 @@
     </w:p>
     <w:p>
       <w:pPr>
-        <w:pStyle w:val="SourceCode"/>
-      </w:pPr>
-      <w:r>
-        <w:rPr>
-          <w:rStyle w:val="VerbatimChar"/>
-        </w:rPr>
-        <w:t xml:space="preserve">Warning in leveneTest.default(y = y, group = group, ...): group coerced to</w:t>
-      </w:r>
-      <w:r>
-        <w:br/>
-      </w:r>
-      <w:r>
-        <w:rPr>
-          <w:rStyle w:val="VerbatimChar"/>
-        </w:rPr>
-        <w:t xml:space="preserve">factor.</w:t>
-      </w:r>
-    </w:p>
-    <w:p>
-      <w:pPr>
-        <w:pStyle w:val="SourceCode"/>
-      </w:pPr>
-      <w:r>
-        <w:rPr>
-          <w:rStyle w:val="VerbatimChar"/>
-        </w:rPr>
-        <w:t xml:space="preserve">Levene's Test for Homogeneity of Variance (center = median)</w:t>
-      </w:r>
-      <w:r>
-        <w:br/>
-      </w:r>
-      <w:r>
-        <w:rPr>
-          <w:rStyle w:val="VerbatimChar"/>
-        </w:rPr>
-        <w:t xml:space="preserve">      Df F value Pr(&gt;F)</w:t>
-      </w:r>
-      <w:r>
-        <w:br/>
-      </w:r>
-      <w:r>
-        <w:rPr>
-          <w:rStyle w:val="VerbatimChar"/>
-        </w:rPr>
-        <w:t xml:space="preserve">group  2  1.4751 0.2344</w:t>
-      </w:r>
-      <w:r>
-        <w:br/>
-      </w:r>
-      <w:r>
-        <w:rPr>
-          <w:rStyle w:val="VerbatimChar"/>
-        </w:rPr>
-        <w:t xml:space="preserve">      87               </w:t>
-      </w:r>
-    </w:p>
-    <w:p>
-      <w:pPr>
         <w:pStyle w:val="FirstParagraph"/>
       </w:pPr>
       <w:r>
-        <w:t xml:space="preserve">The output prints a warning that it interpreted our group (i.e., game type) as a factor. This is fine, that’s what we want it to do! You can then see that the test is not significant, so we can assume that the variances are equal across the groups. This means that we can proceed with our ANOVA.</w:t>
-      </w:r>
-    </w:p>
-    <w:p>
-      <w:pPr>
-        <w:pStyle w:val="BodyText"/>
-      </w:pPr>
-      <w:r>
-        <w:t xml:space="preserve">We can run the test and display the results using only two lines of code:</w:t>
-      </w:r>
-    </w:p>
-    <w:p>
-      <w:pPr>
-        <w:pStyle w:val="SourceCode"/>
-      </w:pPr>
-      <w:r>
-        <w:rPr>
-          <w:rStyle w:val="CommentTok"/>
-        </w:rPr>
-        <w:t xml:space="preserve"># Run ANOVA and save output to object</w:t>
-      </w:r>
-      <w:r>
-        <w:br/>
-      </w:r>
-      <w:r>
-        <w:rPr>
-          <w:rStyle w:val="NormalTok"/>
-        </w:rPr>
-        <w:t xml:space="preserve">gametype_model </w:t>
-      </w:r>
-      <w:r>
-        <w:rPr>
-          <w:rStyle w:val="OtherTok"/>
-        </w:rPr>
-        <w:t xml:space="preserve">&lt;-</w:t>
-      </w:r>
-      <w:r>
-        <w:rPr>
-          <w:rStyle w:val="NormalTok"/>
-        </w:rPr>
-        <w:t xml:space="preserve"> </w:t>
-      </w:r>
-      <w:r>
-        <w:rPr>
-          <w:rStyle w:val="FunctionTok"/>
-        </w:rPr>
-        <w:t xml:space="preserve">aov</w:t>
-      </w:r>
-      <w:r>
-        <w:rPr>
-          <w:rStyle w:val="NormalTok"/>
-        </w:rPr>
-        <w:t xml:space="preserve">(wmc </w:t>
-      </w:r>
-      <w:r>
-        <w:rPr>
-          <w:rStyle w:val="SpecialCharTok"/>
-        </w:rPr>
-        <w:t xml:space="preserve">~</w:t>
-      </w:r>
-      <w:r>
-        <w:rPr>
-          <w:rStyle w:val="NormalTok"/>
-        </w:rPr>
-        <w:t xml:space="preserve"> type, </w:t>
-      </w:r>
-      <w:r>
-        <w:rPr>
-          <w:rStyle w:val="AttributeTok"/>
-        </w:rPr>
-        <w:t xml:space="preserve">data =</w:t>
-      </w:r>
-      <w:r>
-        <w:rPr>
-          <w:rStyle w:val="NormalTok"/>
-        </w:rPr>
-        <w:t xml:space="preserve"> type_dat)</w:t>
-      </w:r>
-      <w:r>
-        <w:br/>
-      </w:r>
-      <w:r>
-        <w:br/>
-      </w:r>
-      <w:r>
-        <w:rPr>
-          <w:rStyle w:val="CommentTok"/>
-        </w:rPr>
-        <w:t xml:space="preserve"># Print output summary</w:t>
-      </w:r>
-      <w:r>
-        <w:br/>
-      </w:r>
-      <w:r>
-        <w:rPr>
-          <w:rStyle w:val="FunctionTok"/>
-        </w:rPr>
-        <w:t xml:space="preserve">summary</w:t>
-      </w:r>
-      <w:r>
-        <w:rPr>
-          <w:rStyle w:val="NormalTok"/>
-        </w:rPr>
-        <w:t xml:space="preserve">(gametype_model)</w:t>
-      </w:r>
-    </w:p>
-    <w:p>
-      <w:pPr>
-        <w:pStyle w:val="FirstParagraph"/>
-      </w:pPr>
-      <w:r>
-        <w:t xml:space="preserve">This will produce your ANOVA summary table as follows:</w:t>
-      </w:r>
-    </w:p>
-    <w:p>
-      <w:pPr>
-        <w:pStyle w:val="SourceCode"/>
-      </w:pPr>
-      <w:r>
-        <w:rPr>
-          <w:rStyle w:val="VerbatimChar"/>
-        </w:rPr>
-        <w:t xml:space="preserve">            Df Sum Sq Mean Sq F value   Pr(&gt;F)    </w:t>
-      </w:r>
-      <w:r>
-        <w:br/>
-      </w:r>
-      <w:r>
-        <w:rPr>
-          <w:rStyle w:val="VerbatimChar"/>
-        </w:rPr>
-        <w:t xml:space="preserve">type         2  70.42   35.21   11.12 5.01e-05 ***</w:t>
-      </w:r>
-      <w:r>
-        <w:br/>
-      </w:r>
-      <w:r>
-        <w:rPr>
-          <w:rStyle w:val="VerbatimChar"/>
-        </w:rPr>
-        <w:t xml:space="preserve">Residuals   87 275.53    3.17                     </w:t>
-      </w:r>
-      <w:r>
-        <w:br/>
-      </w:r>
-      <w:r>
-        <w:rPr>
-          <w:rStyle w:val="VerbatimChar"/>
-        </w:rPr>
-        <w:t xml:space="preserve">---</w:t>
-      </w:r>
-      <w:r>
-        <w:br/>
-      </w:r>
-      <w:r>
-        <w:rPr>
-          <w:rStyle w:val="VerbatimChar"/>
-        </w:rPr>
-        <w:t xml:space="preserve">Signif. codes:  0 '***' 0.001 '**' 0.01 '*' 0.05 '.' 0.1 ' ' 1</w:t>
-      </w:r>
-    </w:p>
-    <w:p>
-      <w:pPr>
-        <w:pStyle w:val="FirstParagraph"/>
-      </w:pPr>
-      <w:r>
-        <w:t xml:space="preserve">Just like in SPSS, we can pick out the degrees of freedom (2, 87), the F ratio (4.806) and the</w:t>
-      </w:r>
-      <w:r>
-        <w:t xml:space="preserve"> </w:t>
+        <w:t xml:space="preserve">The output first prints a warning that it interpreted our group (i.e., game type) as a factor. This is fine, that’s what we want it to do! You should then see that the test is not significant (</w:t>
       </w:r>
       <w:r>
         <w:rPr>
@@ -3031,7 +2731,179 @@
         <w:t xml:space="preserve">p</w:t>
       </w:r>
       <w:r>
-        <w:t xml:space="preserve">-value (.01). This tells us that there is a significant difference in working memory capacity depending on the type of game that people play most regularly (</w:t>
+        <w:t xml:space="preserve"> </w:t>
+      </w:r>
+      <w:r>
+        <w:t xml:space="preserve">&gt; .05), so we can assume that the variances are equal across the groups. This means we can proceed with our ANOVA.</w:t>
+      </w:r>
+    </w:p>
+    <w:p>
+      <w:pPr>
+        <w:pStyle w:val="BodyText"/>
+      </w:pPr>
+      <w:r>
+        <w:t xml:space="preserve">We can run the test and display the results using only two lines of code:</w:t>
+      </w:r>
+    </w:p>
+    <w:p>
+      <w:pPr>
+        <w:pStyle w:val="SourceCode"/>
+      </w:pPr>
+      <w:r>
+        <w:rPr>
+          <w:rStyle w:val="CommentTok"/>
+        </w:rPr>
+        <w:t xml:space="preserve"># Run ANOVA and save output to object</w:t>
+      </w:r>
+      <w:r>
+        <w:br/>
+      </w:r>
+      <w:r>
+        <w:rPr>
+          <w:rStyle w:val="NormalTok"/>
+        </w:rPr>
+        <w:t xml:space="preserve">gametype_model </w:t>
+      </w:r>
+      <w:r>
+        <w:rPr>
+          <w:rStyle w:val="OtherTok"/>
+        </w:rPr>
+        <w:t xml:space="preserve">&lt;-</w:t>
+      </w:r>
+      <w:r>
+        <w:rPr>
+          <w:rStyle w:val="NormalTok"/>
+        </w:rPr>
+        <w:t xml:space="preserve"> </w:t>
+      </w:r>
+      <w:r>
+        <w:rPr>
+          <w:rStyle w:val="FunctionTok"/>
+        </w:rPr>
+        <w:t xml:space="preserve">aov</w:t>
+      </w:r>
+      <w:r>
+        <w:rPr>
+          <w:rStyle w:val="NormalTok"/>
+        </w:rPr>
+        <w:t xml:space="preserve">(wmc </w:t>
+      </w:r>
+      <w:r>
+        <w:rPr>
+          <w:rStyle w:val="SpecialCharTok"/>
+        </w:rPr>
+        <w:t xml:space="preserve">~</w:t>
+      </w:r>
+      <w:r>
+        <w:rPr>
+          <w:rStyle w:val="NormalTok"/>
+        </w:rPr>
+        <w:t xml:space="preserve"> type, </w:t>
+      </w:r>
+      <w:r>
+        <w:rPr>
+          <w:rStyle w:val="AttributeTok"/>
+        </w:rPr>
+        <w:t xml:space="preserve">data =</w:t>
+      </w:r>
+      <w:r>
+        <w:rPr>
+          <w:rStyle w:val="NormalTok"/>
+        </w:rPr>
+        <w:t xml:space="preserve"> type_dat)</w:t>
+      </w:r>
+      <w:r>
+        <w:br/>
+      </w:r>
+      <w:r>
+        <w:br/>
+      </w:r>
+      <w:r>
+        <w:rPr>
+          <w:rStyle w:val="CommentTok"/>
+        </w:rPr>
+        <w:t xml:space="preserve"># Print output summary</w:t>
+      </w:r>
+      <w:r>
+        <w:br/>
+      </w:r>
+      <w:r>
+        <w:rPr>
+          <w:rStyle w:val="FunctionTok"/>
+        </w:rPr>
+        <w:t xml:space="preserve">summary</w:t>
+      </w:r>
+      <w:r>
+        <w:rPr>
+          <w:rStyle w:val="NormalTok"/>
+        </w:rPr>
+        <w:t xml:space="preserve">(gametype_model)</w:t>
+      </w:r>
+    </w:p>
+    <w:p>
+      <w:pPr>
+        <w:pStyle w:val="FirstParagraph"/>
+      </w:pPr>
+      <w:r>
+        <w:t xml:space="preserve">This will produce your ANOVA summary table as follows:</w:t>
+      </w:r>
+    </w:p>
+    <w:p>
+      <w:pPr>
+        <w:pStyle w:val="SourceCode"/>
+      </w:pPr>
+      <w:r>
+        <w:rPr>
+          <w:rStyle w:val="VerbatimChar"/>
+        </w:rPr>
+        <w:t xml:space="preserve">            Df Sum Sq Mean Sq F value   Pr(&gt;F)    </w:t>
+      </w:r>
+      <w:r>
+        <w:br/>
+      </w:r>
+      <w:r>
+        <w:rPr>
+          <w:rStyle w:val="VerbatimChar"/>
+        </w:rPr>
+        <w:t xml:space="preserve">type         2  70.42   35.21   11.12 5.01e-05 ***</w:t>
+      </w:r>
+      <w:r>
+        <w:br/>
+      </w:r>
+      <w:r>
+        <w:rPr>
+          <w:rStyle w:val="VerbatimChar"/>
+        </w:rPr>
+        <w:t xml:space="preserve">Residuals   87 275.53    3.17                     </w:t>
+      </w:r>
+      <w:r>
+        <w:br/>
+      </w:r>
+      <w:r>
+        <w:rPr>
+          <w:rStyle w:val="VerbatimChar"/>
+        </w:rPr>
+        <w:t xml:space="preserve">---</w:t>
+      </w:r>
+      <w:r>
+        <w:br/>
+      </w:r>
+      <w:r>
+        <w:rPr>
+          <w:rStyle w:val="VerbatimChar"/>
+        </w:rPr>
+        <w:t xml:space="preserve">Signif. codes:  0 '***' 0.001 '**' 0.01 '*' 0.05 '.' 0.1 ' ' 1</w:t>
+      </w:r>
+    </w:p>
+    <w:p>
+      <w:pPr>
+        <w:pStyle w:val="FirstParagraph"/>
+      </w:pPr>
+      <w:r>
+        <w:t xml:space="preserve">Just like in SPSS, we can pick out the degrees of freedom (2, 87), the F ratio (11.12) and the</w:t>
+      </w:r>
+      <w:r>
+        <w:t xml:space="preserve"> </w:t>
       </w:r>
       <w:r>
         <w:rPr>
@@ -3041,12 +2913,91 @@
         <w:t xml:space="preserve">p</w:t>
       </w:r>
       <w:r>
-        <w:t xml:space="preserve"> </w:t>
-      </w:r>
-      <w:r>
-        <w:t xml:space="preserve">&lt; .05).</w:t>
-      </w:r>
-    </w:p>
+        <w:t xml:space="preserve">-value (&lt; .001). This tells us that there is a significant difference in working memory capacity depending on the type of game that people play most regularly.</w:t>
+      </w:r>
+    </w:p>
+    <w:tbl>
+      <w:tblPr>
+        <w:tblStyle w:val="Table"/>
+        <w:tblLook w:firstRow="0" w:lastRow="0" w:firstColumn="0" w:lastColumn="0" w:noHBand="0" w:noVBand="0" w:val="0000"/>
+        <w:tblBorders>
+          <w:left w:val="single" w:sz="24" w:space="0" w:color="00A047"/>
+          <w:right w:val="single" w:sz="4" w:space="0" w:color="00A047"/>
+          <w:top w:val="single" w:sz="4" w:space="0" w:color="00A047"/>
+          <w:bottom w:val="single" w:sz="4" w:space="0" w:color="00A047"/>
+        </w:tblBorders>
+        <w:tblCellMar>
+          <w:left w:w="144" w:type="dxa"/>
+          <w:right w:w="144" w:type="dxa"/>
+        </w:tblCellMar>
+        <w:tblInd w:w="164" w:type="dxa"/>
+        <w:tblW w:type="pct" w:w="100%"/>
+      </w:tblPr>
+      <w:tr>
+        <w:trPr>
+          <w:cantSplit/>
+        </w:trPr>
+        <w:tc>
+          <w:tcPr>
+            <w:shd w:color="auto" w:fill="ccf1e3" w:val="clear"/>
+            <w:tcMar>
+              <w:top w:w="92" w:type="dxa"/>
+              <w:bottom w:w="92" w:type="dxa"/>
+            </w:tcMar>
+          </w:tcPr>
+          <w:p>
+            <w:pPr>
+              <w:pStyle w:val="BodyText"/>
+            </w:pPr>
+            <w:pPr>
+              <w:spacing w:before="16" w:after="16"/>
+            </w:pPr>
+            <w:r>
+              <w:t xml:space="preserve">Why does my p-value look weird?</w:t>
+            </w:r>
+          </w:p>
+        </w:tc>
+      </w:tr>
+      <w:tr>
+        <w:trPr>
+          <w:cantSplit/>
+        </w:trPr>
+        <w:tc>
+          <w:tcPr>
+            <w:tcMar>
+              <w:top w:w="108" w:type="dxa"/>
+              <w:bottom w:w="108" w:type="dxa"/>
+            </w:tcMar>
+          </w:tcPr>
+          <w:p>
+            <w:pPr>
+              <w:pStyle w:val="BodyText"/>
+            </w:pPr>
+            <w:pPr>
+              <w:spacing w:before="16" w:after="16"/>
+            </w:pPr>
+            <w:r>
+              <w:t xml:space="preserve">When numbers get very small, R defaults to scientific notation. Perhaps some of you are experienced in reading this, but I am not. If you want to turn this off, add</w:t>
+            </w:r>
+            <w:r>
+              <w:t xml:space="preserve"> </w:t>
+            </w:r>
+            <w:r>
+              <w:rPr>
+                <w:rStyle w:val="VerbatimChar"/>
+              </w:rPr>
+              <w:t xml:space="preserve">options(scipen=999)</w:t>
+            </w:r>
+            <w:r>
+              <w:t xml:space="preserve"> </w:t>
+            </w:r>
+            <w:r>
+              <w:t xml:space="preserve">to the top of your scripts.</w:t>
+            </w:r>
+          </w:p>
+        </w:tc>
+      </w:tr>
+    </w:tbl>
     <w:p>
       <w:r>
         <w:pict>
@@ -3054,9 +3005,9 @@
         </w:pict>
       </w:r>
     </w:p>
-    <w:bookmarkEnd w:id="48"/>
-    <w:bookmarkEnd w:id="49"/>
-    <w:bookmarkStart w:id="57" w:name="summary"/>
+    <w:bookmarkEnd w:id="46"/>
+    <w:bookmarkEnd w:id="47"/>
+    <w:bookmarkStart w:id="55" w:name="summary"/>
     <w:p>
       <w:pPr>
         <w:pStyle w:val="Heading1"/>
@@ -3070,10 +3021,10 @@
         <w:pStyle w:val="FirstParagraph"/>
       </w:pPr>
       <w:r>
-        <w:t xml:space="preserve">We’ve just introduced some important concepts in R, and gone through how to do some basic statistical tests. In fact, we did many of the things you already know about, but in only about 15 lines of code! Of course, R offers many more sophisticated options, e.g. for factorial ANOVAs, post-hoc tests, regression and so on. You are welcome to find out more about how to do these yourselves.</w:t>
-      </w:r>
-    </w:p>
-    <w:bookmarkStart w:id="50" w:name="challenge-yourself"/>
+        <w:t xml:space="preserve">We have introduced some important concepts in R and learnt how to do some basic statistical tests. In fact, we did many of the things you already know about, but in only approximately 15 lines of code! Of course, R offers many more sophisticated options, e.g. for factorial ANOVAs, post-hoc tests, regression and so on. You are welcome to find out more about how to do these yourselves.</w:t>
+      </w:r>
+    </w:p>
+    <w:bookmarkStart w:id="48" w:name="challenge-yourself"/>
     <w:p>
       <w:pPr>
         <w:pStyle w:val="Heading2"/>
@@ -3092,7 +3043,6 @@
     </w:p>
     <w:p>
       <w:pPr>
-        <w:pStyle w:val="Compact"/>
         <w:numPr>
           <w:ilvl w:val="0"/>
           <w:numId w:val="1003"/>
@@ -3104,7 +3054,6 @@
     </w:p>
     <w:p>
       <w:pPr>
-        <w:pStyle w:val="Compact"/>
         <w:numPr>
           <w:ilvl w:val="0"/>
           <w:numId w:val="1003"/>
@@ -3116,7 +3065,6 @@
     </w:p>
     <w:p>
       <w:pPr>
-        <w:pStyle w:val="Compact"/>
         <w:numPr>
           <w:ilvl w:val="0"/>
           <w:numId w:val="1003"/>
@@ -3131,11 +3079,11 @@
         <w:pStyle w:val="FirstParagraph"/>
       </w:pPr>
       <w:r>
-        <w:t xml:space="preserve">You might well encounter some errors along the way, and there are multiple ways to solve the problem. Try using the R help files or googling to fix the problem for yourself: this is a major part of coding! The solution(s) will be released next week.</w:t>
-      </w:r>
-    </w:p>
-    <w:bookmarkEnd w:id="50"/>
-    <w:bookmarkStart w:id="56" w:name="further-learning"/>
+        <w:t xml:space="preserve">You are very likely to encounter some errors along the way, and there are multiple ways to solve the problem! Try using the R help files or googling to find a solution for yourself: this is a major part of coding! Check back here to see solution(s) after the practical.</w:t>
+      </w:r>
+    </w:p>
+    <w:bookmarkEnd w:id="48"/>
+    <w:bookmarkStart w:id="54" w:name="further-learning"/>
     <w:p>
       <w:pPr>
         <w:pStyle w:val="Heading2"/>
@@ -3149,56 +3097,7 @@
         <w:pStyle w:val="FirstParagraph"/>
       </w:pPr>
       <w:r>
-        <w:rPr>
-          <w:b/>
-          <w:bCs/>
-        </w:rPr>
-        <w:t xml:space="preserve">You do</w:t>
-      </w:r>
-      <w:r>
-        <w:rPr>
-          <w:b/>
-          <w:bCs/>
-        </w:rPr>
-        <w:t xml:space="preserve"> </w:t>
-      </w:r>
-      <w:r>
-        <w:rPr>
-          <w:b/>
-          <w:bCs/>
-          <w:u w:val="single"/>
-        </w:rPr>
-        <w:t xml:space="preserve">not</w:t>
-      </w:r>
-      <w:r>
-        <w:rPr>
-          <w:b/>
-          <w:bCs/>
-        </w:rPr>
-        <w:t xml:space="preserve"> </w:t>
-      </w:r>
-      <w:r>
-        <w:rPr>
-          <w:b/>
-          <w:bCs/>
-        </w:rPr>
-        <w:t xml:space="preserve">need to learn R to do well in this module</w:t>
-      </w:r>
-      <w:r>
-        <w:t xml:space="preserve">, but it’s one way of getting to grips with different statistical techniques and many students enjoy the challenge. If you’re serious about learning</w:t>
-      </w:r>
-      <w:r>
-        <w:t xml:space="preserve"> </w:t>
-      </w:r>
-      <w:r>
-        <w:rPr>
-          <w:i/>
-          <w:iCs/>
-        </w:rPr>
-        <w:t xml:space="preserve">R</w:t>
-      </w:r>
-      <w:r>
-        <w:t xml:space="preserve">, then the following DataCamp chapters are relevant to this week’s content and will help to consolidate the material ready for the practicals ahead. You will need to sign up for a free account using the link from the VLE Module Information page.</w:t>
+        <w:t xml:space="preserve">You do not need to become an expert in R to do well in this module, but it’s one way of getting to grips with different statistical techniques and many students enjoy the challenge. If you’re serious about learning R, then the following DataCamp chapters are relevant to this week’s content and will help to consolidate the material ready for the practicals ahead. You will need to sign up for a free account using the link from the VLE Module Information page.</w:t>
       </w:r>
     </w:p>
     <w:p>
@@ -3209,7 +3108,7 @@
           <w:numId w:val="1004"/>
         </w:numPr>
       </w:pPr>
-      <w:hyperlink r:id="rId51">
+      <w:hyperlink r:id="rId49">
         <w:r>
           <w:rPr>
             <w:rStyle w:val="Hyperlink"/>
@@ -3226,7 +3125,7 @@
           <w:numId w:val="1004"/>
         </w:numPr>
       </w:pPr>
-      <w:hyperlink r:id="rId52">
+      <w:hyperlink r:id="rId50">
         <w:r>
           <w:rPr>
             <w:rStyle w:val="Hyperlink"/>
@@ -3255,7 +3154,7 @@
       <w:r>
         <w:t xml:space="preserve"> </w:t>
       </w:r>
-      <w:hyperlink r:id="rId53">
+      <w:hyperlink r:id="rId51">
         <w:r>
           <w:rPr>
             <w:rStyle w:val="Hyperlink"/>
@@ -3340,7 +3239,7 @@
             <w:r>
               <w:t xml:space="preserve"> </w:t>
             </w:r>
-            <w:hyperlink r:id="rId54">
+            <w:hyperlink r:id="rId52">
               <w:r>
                 <w:rPr>
                   <w:rStyle w:val="Hyperlink"/>
@@ -3368,7 +3267,7 @@
             <w:r>
               <w:t xml:space="preserve"> </w:t>
             </w:r>
-            <w:hyperlink r:id="rId55">
+            <w:hyperlink r:id="rId53">
               <w:r>
                 <w:rPr>
                   <w:rStyle w:val="Hyperlink"/>
@@ -3383,8 +3282,8 @@
         </w:tc>
       </w:tr>
     </w:tbl>
-    <w:bookmarkEnd w:id="56"/>
-    <w:bookmarkEnd w:id="57"/>
+    <w:bookmarkEnd w:id="54"/>
+    <w:bookmarkEnd w:id="55"/>
     <w:sectPr>
       <w:footnotePr>
         <w:numRestart w:val="eachSect"/>
@@ -3566,7 +3465,7 @@
       </w:r>
     </w:p>
   </w:footnote>
-  <w:footnote w:id="36">
+  <w:footnote w:id="37">
     <w:p>
       <w:pPr>
         <w:pStyle w:val="FootnoteText"/>
@@ -3585,7 +3484,7 @@
       </w:r>
     </w:p>
   </w:footnote>
-  <w:footnote w:id="40">
+  <w:footnote w:id="41">
     <w:p>
       <w:pPr>
         <w:pStyle w:val="FootnoteText"/>
@@ -3600,11 +3499,11 @@
         <w:t xml:space="preserve"> </w:t>
       </w:r>
       <w:r>
-        <w:t xml:space="preserve">The eagle-eyed among you might also see that you have your first example of rainbow brackets, if you turned on this setting during the 0_SetUp task!</w:t>
+        <w:t xml:space="preserve">The eagle-eyed among you might also see that you have your first example of rainbow brackets, if you turned on this setting during the set-up task!</w:t>
       </w:r>
     </w:p>
   </w:footnote>
-  <w:footnote w:id="47">
+  <w:footnote w:id="45">
     <w:p>
       <w:pPr>
         <w:pStyle w:val="FootnoteText"/>
@@ -3619,7 +3518,7 @@
         <w:t xml:space="preserve"> </w:t>
       </w:r>
       <w:r>
-        <w:t xml:space="preserve">If you are using your own machine, you will need to install the</w:t>
+        <w:t xml:space="preserve">University machines have this package ready installed. If you are using your own machine, you will need to install the</w:t>
       </w:r>
       <w:r>
         <w:t xml:space="preserve"> </w:t>
@@ -3647,10 +3546,7 @@
         <w:t xml:space="preserve">install.packages("car")</w:t>
       </w:r>
       <w:r>
-        <w:t xml:space="preserve"> </w:t>
-      </w:r>
-      <w:r>
-        <w:t xml:space="preserve">. Give you only need to do this once, you can type it directly into the console.</w:t>
+        <w:t xml:space="preserve">.You only need to do this once, so can type it directly into the console.</w:t>
       </w:r>
     </w:p>
   </w:footnote>
@@ -3960,7 +3856,34 @@
     <w:abstractNumId w:val="991"/>
   </w:num>
   <w:num w:numId="1003">
-    <w:abstractNumId w:val="991"/>
+    <w:abstractNumId w:val="99411"/>
+    <w:lvlOverride w:ilvl="0">
+      <w:startOverride w:val="1"/>
+    </w:lvlOverride>
+    <w:lvlOverride w:ilvl="1">
+      <w:startOverride w:val="1"/>
+    </w:lvlOverride>
+    <w:lvlOverride w:ilvl="2">
+      <w:startOverride w:val="1"/>
+    </w:lvlOverride>
+    <w:lvlOverride w:ilvl="3">
+      <w:startOverride w:val="1"/>
+    </w:lvlOverride>
+    <w:lvlOverride w:ilvl="4">
+      <w:startOverride w:val="1"/>
+    </w:lvlOverride>
+    <w:lvlOverride w:ilvl="5">
+      <w:startOverride w:val="1"/>
+    </w:lvlOverride>
+    <w:lvlOverride w:ilvl="6">
+      <w:startOverride w:val="1"/>
+    </w:lvlOverride>
+    <w:lvlOverride w:ilvl="7">
+      <w:startOverride w:val="1"/>
+    </w:lvlOverride>
+    <w:lvlOverride w:ilvl="8">
+      <w:startOverride w:val="1"/>
+    </w:lvlOverride>
   </w:num>
   <w:num w:numId="1004">
     <w:abstractNumId w:val="991"/>

--- a/1_intro.docx
+++ b/1_intro.docx
@@ -1619,7 +1619,7 @@
         <w:rPr>
           <w:rStyle w:val="VerbatimChar"/>
         </w:rPr>
-        <w:t xml:space="preserve">[1] 8.43</w:t>
+        <w:t xml:space="preserve">[1] 8.79</w:t>
       </w:r>
     </w:p>
     <w:p>
@@ -2374,18 +2374,217 @@
         <w:t xml:space="preserve">) is the correlation coefficient. What happens to working memory as age increases?</w:t>
       </w:r>
     </w:p>
-    <w:p>
-      <w:pPr>
-        <w:pStyle w:val="BodyText"/>
-      </w:pPr>
-      <w:r>
-        <w:t xml:space="preserve">::: {.callout-tip title-</w:t>
-      </w:r>
-      <w:r>
-        <w:t xml:space="preserve">“Getting help with functions”</w:t>
-      </w:r>
-      <w:r>
-        <w:t xml:space="preserve">=““} These calls for statistical tests that we have just run are called</w:t>
+    <w:tbl>
+      <w:tblPr>
+        <w:tblStyle w:val="Table"/>
+        <w:tblLook w:firstRow="0" w:lastRow="0" w:firstColumn="0" w:lastColumn="0" w:noHBand="0" w:noVBand="0" w:val="0000"/>
+        <w:tblBorders>
+          <w:left w:val="single" w:sz="24" w:space="0" w:color="00A047"/>
+          <w:right w:val="single" w:sz="4" w:space="0" w:color="00A047"/>
+          <w:top w:val="single" w:sz="4" w:space="0" w:color="00A047"/>
+          <w:bottom w:val="single" w:sz="4" w:space="0" w:color="00A047"/>
+        </w:tblBorders>
+        <w:tblCellMar>
+          <w:left w:w="144" w:type="dxa"/>
+          <w:right w:w="144" w:type="dxa"/>
+        </w:tblCellMar>
+        <w:tblInd w:w="164" w:type="dxa"/>
+        <w:tblW w:type="pct" w:w="100%"/>
+      </w:tblPr>
+      <w:tr>
+        <w:trPr>
+          <w:cantSplit/>
+        </w:trPr>
+        <w:tc>
+          <w:tcPr>
+            <w:shd w:color="auto" w:fill="ccf1e3" w:val="clear"/>
+            <w:tcMar>
+              <w:top w:w="92" w:type="dxa"/>
+              <w:bottom w:w="92" w:type="dxa"/>
+            </w:tcMar>
+          </w:tcPr>
+          <w:p>
+            <w:pPr>
+              <w:pStyle w:val="BodyText"/>
+            </w:pPr>
+            <w:pPr>
+              <w:spacing w:before="16" w:after="16"/>
+            </w:pPr>
+            <w:r>
+              <w:t xml:space="preserve">Getting help with functions</w:t>
+            </w:r>
+          </w:p>
+        </w:tc>
+      </w:tr>
+      <w:tr>
+        <w:trPr>
+          <w:cantSplit/>
+        </w:trPr>
+        <w:tc>
+          <w:tcPr>
+            <w:tcMar>
+              <w:top w:w="108" w:type="dxa"/>
+              <w:bottom w:w="108" w:type="dxa"/>
+            </w:tcMar>
+          </w:tcPr>
+          <w:p>
+            <w:pPr>
+              <w:pStyle w:val="BodyText"/>
+            </w:pPr>
+            <w:pPr>
+              <w:spacing w:before="16"/>
+            </w:pPr>
+            <w:r>
+              <w:t xml:space="preserve">These calls for statistical tests that we have just run are called</w:t>
+            </w:r>
+            <w:r>
+              <w:t xml:space="preserve"> </w:t>
+            </w:r>
+            <w:r>
+              <w:rPr>
+                <w:i/>
+                <w:iCs/>
+              </w:rPr>
+              <w:t xml:space="preserve">functions.</w:t>
+            </w:r>
+            <w:r>
+              <w:t xml:space="preserve"> </w:t>
+            </w:r>
+            <w:r>
+              <w:t xml:space="preserve">We also used functions above to read in the data, and gain some summary statistics. You can find out more about the options available for each function by typing e.g.,</w:t>
+            </w:r>
+            <w:r>
+              <w:t xml:space="preserve"> </w:t>
+            </w:r>
+            <w:r>
+              <w:rPr>
+                <w:rStyle w:val="VerbatimChar"/>
+              </w:rPr>
+              <w:t xml:space="preserve">help(t.test)</w:t>
+            </w:r>
+            <w:r>
+              <w:t xml:space="preserve"> </w:t>
+            </w:r>
+            <w:r>
+              <w:t xml:space="preserve">or</w:t>
+            </w:r>
+            <w:r>
+              <w:t xml:space="preserve"> </w:t>
+            </w:r>
+            <w:r>
+              <w:rPr>
+                <w:rStyle w:val="VerbatimChar"/>
+              </w:rPr>
+              <w:t xml:space="preserve">help(cor.test)</w:t>
+            </w:r>
+            <w:r>
+              <w:t xml:space="preserve"> </w:t>
+            </w:r>
+            <w:r>
+              <w:t xml:space="preserve">in the</w:t>
+            </w:r>
+            <w:r>
+              <w:t xml:space="preserve"> </w:t>
+            </w:r>
+            <w:r>
+              <w:rPr>
+                <w:i/>
+                <w:iCs/>
+              </w:rPr>
+              <w:t xml:space="preserve">Console</w:t>
+            </w:r>
+            <w:r>
+              <w:t xml:space="preserve"> </w:t>
+            </w:r>
+            <w:r>
+              <w:t xml:space="preserve">(this is a bit meta, we use the</w:t>
+            </w:r>
+            <w:r>
+              <w:t xml:space="preserve"> </w:t>
+            </w:r>
+            <w:r>
+              <w:rPr>
+                <w:rStyle w:val="VerbatimChar"/>
+              </w:rPr>
+              <w:t xml:space="preserve">help()</w:t>
+            </w:r>
+            <w:r>
+              <w:t xml:space="preserve"> </w:t>
+            </w:r>
+            <w:r>
+              <w:t xml:space="preserve">function to ask for help about other functions)</w:t>
+            </w:r>
+            <w:r>
+              <w:rPr>
+                <w:i/>
+                <w:iCs/>
+              </w:rPr>
+              <w:t xml:space="preserve">.</w:t>
+            </w:r>
+            <w:r>
+              <w:t xml:space="preserve"> </w:t>
+            </w:r>
+            <w:r>
+              <w:t xml:space="preserve">This should bring up some helpful information in the bottom right window.</w:t>
+            </w:r>
+          </w:p>
+          <w:p>
+            <w:pPr>
+              <w:pStyle w:val="BodyText"/>
+            </w:pPr>
+            <w:pPr>
+              <w:spacing w:after="16"/>
+            </w:pPr>
+            <w:r>
+              <w:t xml:space="preserve">The help pages tell you which</w:t>
+            </w:r>
+            <w:r>
+              <w:t xml:space="preserve"> </w:t>
+            </w:r>
+            <w:r>
+              <w:t xml:space="preserve">“Arguments”</w:t>
+            </w:r>
+            <w:r>
+              <w:t xml:space="preserve"> </w:t>
+            </w:r>
+            <w:r>
+              <w:t xml:space="preserve">you need to give to the function, and how to specify them. For example, we can see that to run a Spearman test rather than a Pearson’s correlation, we should add the argument</w:t>
+            </w:r>
+            <w:r>
+              <w:t xml:space="preserve"> </w:t>
+            </w:r>
+            <w:r>
+              <w:rPr>
+                <w:rStyle w:val="VerbatimChar"/>
+              </w:rPr>
+              <w:t xml:space="preserve">method = "spearman"</w:t>
+            </w:r>
+            <w:r>
+              <w:t xml:space="preserve"> </w:t>
+            </w:r>
+            <w:r>
+              <w:t xml:space="preserve">inside the brackets. Try this now.</w:t>
+            </w:r>
+          </w:p>
+        </w:tc>
+      </w:tr>
+    </w:tbl>
+    <w:bookmarkEnd w:id="44"/>
+    <w:bookmarkStart w:id="46" w:name="running-an-anova"/>
+    <w:p>
+      <w:pPr>
+        <w:pStyle w:val="Heading2"/>
+      </w:pPr>
+      <w:r>
+        <w:t xml:space="preserve">5.3 Running an ANOVA</w:t>
+      </w:r>
+    </w:p>
+    <w:p>
+      <w:pPr>
+        <w:pStyle w:val="FirstParagraph"/>
+      </w:pPr>
+      <w:r>
+        <w:t xml:space="preserve">Finally, let’s run a simple one-way ANOVA. Now you’ve established that gamers have a higher working memory capacity than non-gamers, we might want to ask whether it matters what</w:t>
       </w:r>
       <w:r>
         <w:t xml:space="preserve"> </w:t>
@@ -2395,13 +2594,21 @@
           <w:i/>
           <w:iCs/>
         </w:rPr>
-        <w:t xml:space="preserve">functions.</w:t>
-      </w:r>
-      <w:r>
-        <w:t xml:space="preserve"> </w:t>
-      </w:r>
-      <w:r>
-        <w:t xml:space="preserve">We also used functions above to read in the data, and gain some summary statistics. You can find out more about the options available for each function by typing e.g.,</w:t>
+        <w:t xml:space="preserve">type</w:t>
+      </w:r>
+      <w:r>
+        <w:t xml:space="preserve"> </w:t>
+      </w:r>
+      <w:r>
+        <w:t xml:space="preserve">of games people are playing. You run a new study and recruit only young adults who self-report as gamers. You measure their working capacity, and ask them to select their dominant game type.</w:t>
+      </w:r>
+    </w:p>
+    <w:p>
+      <w:pPr>
+        <w:pStyle w:val="BodyText"/>
+      </w:pPr>
+      <w:r>
+        <w:t xml:space="preserve">Make sure that you have downloaded the data from the VLE and saved it in your data folder. Load it into R and assign it to an object called</w:t>
       </w:r>
       <w:r>
         <w:t xml:space="preserve"> </w:t>
@@ -2410,510 +2617,359 @@
         <w:rPr>
           <w:rStyle w:val="VerbatimChar"/>
         </w:rPr>
-        <w:t xml:space="preserve">help(t.test)</w:t>
-      </w:r>
-      <w:r>
-        <w:t xml:space="preserve"> </w:t>
-      </w:r>
-      <w:r>
-        <w:t xml:space="preserve">or</w:t>
-      </w:r>
-      <w:r>
-        <w:t xml:space="preserve"> </w:t>
-      </w:r>
-      <w:r>
-        <w:rPr>
-          <w:rStyle w:val="VerbatimChar"/>
-        </w:rPr>
-        <w:t xml:space="preserve">help(cor.test)</w:t>
-      </w:r>
-      <w:r>
-        <w:t xml:space="preserve"> </w:t>
-      </w:r>
-      <w:r>
-        <w:t xml:space="preserve">in the</w:t>
-      </w:r>
-      <w:r>
-        <w:t xml:space="preserve"> </w:t>
+        <w:t xml:space="preserve">type_dat</w:t>
+      </w:r>
+      <w:r>
+        <w:t xml:space="preserve">. Inspect the dataset to see the game categories.</w:t>
+      </w:r>
+    </w:p>
+    <w:p>
+      <w:pPr>
+        <w:pStyle w:val="SourceCode"/>
+      </w:pPr>
+      <w:r>
+        <w:rPr>
+          <w:rStyle w:val="NormalTok"/>
+        </w:rPr>
+        <w:t xml:space="preserve">type_dat </w:t>
+      </w:r>
+      <w:r>
+        <w:rPr>
+          <w:rStyle w:val="OtherTok"/>
+        </w:rPr>
+        <w:t xml:space="preserve">&lt;-</w:t>
+      </w:r>
+      <w:r>
+        <w:rPr>
+          <w:rStyle w:val="NormalTok"/>
+        </w:rPr>
+        <w:t xml:space="preserve"> </w:t>
+      </w:r>
+      <w:r>
+        <w:rPr>
+          <w:rStyle w:val="FunctionTok"/>
+        </w:rPr>
+        <w:t xml:space="preserve">read.csv</w:t>
+      </w:r>
+      <w:r>
+        <w:rPr>
+          <w:rStyle w:val="NormalTok"/>
+        </w:rPr>
+        <w:t xml:space="preserve">(</w:t>
+      </w:r>
+      <w:r>
+        <w:rPr>
+          <w:rStyle w:val="StringTok"/>
+        </w:rPr>
+        <w:t xml:space="preserve">"./data/ARM1_data2_gametype.csv"</w:t>
+      </w:r>
+      <w:r>
+        <w:rPr>
+          <w:rStyle w:val="NormalTok"/>
+        </w:rPr>
+        <w:t xml:space="preserve">)</w:t>
+      </w:r>
+    </w:p>
+    <w:p>
+      <w:pPr>
+        <w:pStyle w:val="FirstParagraph"/>
+      </w:pPr>
+      <w:r>
+        <w:t xml:space="preserve">Given there are three levels of game type, we can no longer use a t-test to compare working memory between groups. Instead, we can use a one-way ANOVA.</w:t>
+      </w:r>
+    </w:p>
+    <w:p>
+      <w:pPr>
+        <w:pStyle w:val="BodyText"/>
+      </w:pPr>
+      <w:r>
+        <w:t xml:space="preserve">The first step in running an ANOVA is to check the assumption of homogeneity of variance using Levene’s test. This test isn’t included as standard in R, so we need to load in a package (a set of functions that someone has written) to run it. You only need to run this once in each R session. Add the following lines to your script</w:t>
+      </w:r>
+      <w:r>
+        <w:rPr>
+          <w:rStyle w:val="FootnoteReference"/>
+        </w:rPr>
+        <w:footnoteReference w:id="45"/>
+      </w:r>
+      <w:r>
+        <w:t xml:space="preserve">, and run them:</w:t>
+      </w:r>
+    </w:p>
+    <w:p>
+      <w:pPr>
+        <w:pStyle w:val="SourceCode"/>
+      </w:pPr>
+      <w:r>
+        <w:rPr>
+          <w:rStyle w:val="CommentTok"/>
+        </w:rPr>
+        <w:t xml:space="preserve"># Load car package</w:t>
+      </w:r>
+      <w:r>
+        <w:br/>
+      </w:r>
+      <w:r>
+        <w:rPr>
+          <w:rStyle w:val="FunctionTok"/>
+        </w:rPr>
+        <w:t xml:space="preserve">library</w:t>
+      </w:r>
+      <w:r>
+        <w:rPr>
+          <w:rStyle w:val="NormalTok"/>
+        </w:rPr>
+        <w:t xml:space="preserve">(car)</w:t>
+      </w:r>
+      <w:r>
+        <w:br/>
+      </w:r>
+      <w:r>
+        <w:br/>
+      </w:r>
+      <w:r>
+        <w:rPr>
+          <w:rStyle w:val="CommentTok"/>
+        </w:rPr>
+        <w:t xml:space="preserve"># Run Levene's test</w:t>
+      </w:r>
+      <w:r>
+        <w:br/>
+      </w:r>
+      <w:r>
+        <w:rPr>
+          <w:rStyle w:val="FunctionTok"/>
+        </w:rPr>
+        <w:t xml:space="preserve">leveneTest</w:t>
+      </w:r>
+      <w:r>
+        <w:rPr>
+          <w:rStyle w:val="NormalTok"/>
+        </w:rPr>
+        <w:t xml:space="preserve">(wmc </w:t>
+      </w:r>
+      <w:r>
+        <w:rPr>
+          <w:rStyle w:val="SpecialCharTok"/>
+        </w:rPr>
+        <w:t xml:space="preserve">~</w:t>
+      </w:r>
+      <w:r>
+        <w:rPr>
+          <w:rStyle w:val="NormalTok"/>
+        </w:rPr>
+        <w:t xml:space="preserve"> type, </w:t>
+      </w:r>
+      <w:r>
+        <w:rPr>
+          <w:rStyle w:val="AttributeTok"/>
+        </w:rPr>
+        <w:t xml:space="preserve">data =</w:t>
+      </w:r>
+      <w:r>
+        <w:rPr>
+          <w:rStyle w:val="NormalTok"/>
+        </w:rPr>
+        <w:t xml:space="preserve"> type_dat)</w:t>
+      </w:r>
+    </w:p>
+    <w:p>
+      <w:pPr>
+        <w:pStyle w:val="FirstParagraph"/>
+      </w:pPr>
+      <w:r>
+        <w:t xml:space="preserve">The output prints a warning message to say that that it interpreted our group (i.e., game type) as a factor. This is fine, that’s what we want it to do! You should then see that the test is not significant (</w:t>
       </w:r>
       <w:r>
         <w:rPr>
           <w:i/>
           <w:iCs/>
         </w:rPr>
-        <w:t xml:space="preserve">Console</w:t>
-      </w:r>
-      <w:r>
-        <w:t xml:space="preserve"> </w:t>
-      </w:r>
-      <w:r>
-        <w:t xml:space="preserve">(this is a bit meta, we use the</w:t>
-      </w:r>
-      <w:r>
-        <w:t xml:space="preserve"> </w:t>
-      </w:r>
+        <w:t xml:space="preserve">p</w:t>
+      </w:r>
+      <w:r>
+        <w:t xml:space="preserve"> </w:t>
+      </w:r>
+      <w:r>
+        <w:t xml:space="preserve">&gt; .05), so we can assume that the variances are equal across the groups. This means we can proceed with our ANOVA.</w:t>
+      </w:r>
+    </w:p>
+    <w:p>
+      <w:pPr>
+        <w:pStyle w:val="BodyText"/>
+      </w:pPr>
+      <w:r>
+        <w:t xml:space="preserve">We can run the test and display the results using only two lines of code:</w:t>
+      </w:r>
+    </w:p>
+    <w:p>
+      <w:pPr>
+        <w:pStyle w:val="SourceCode"/>
+      </w:pPr>
+      <w:r>
+        <w:rPr>
+          <w:rStyle w:val="CommentTok"/>
+        </w:rPr>
+        <w:t xml:space="preserve"># Run ANOVA and save output to object</w:t>
+      </w:r>
+      <w:r>
+        <w:br/>
+      </w:r>
+      <w:r>
+        <w:rPr>
+          <w:rStyle w:val="NormalTok"/>
+        </w:rPr>
+        <w:t xml:space="preserve">gametype_model </w:t>
+      </w:r>
+      <w:r>
+        <w:rPr>
+          <w:rStyle w:val="OtherTok"/>
+        </w:rPr>
+        <w:t xml:space="preserve">&lt;-</w:t>
+      </w:r>
+      <w:r>
+        <w:rPr>
+          <w:rStyle w:val="NormalTok"/>
+        </w:rPr>
+        <w:t xml:space="preserve"> </w:t>
+      </w:r>
+      <w:r>
+        <w:rPr>
+          <w:rStyle w:val="FunctionTok"/>
+        </w:rPr>
+        <w:t xml:space="preserve">aov</w:t>
+      </w:r>
+      <w:r>
+        <w:rPr>
+          <w:rStyle w:val="NormalTok"/>
+        </w:rPr>
+        <w:t xml:space="preserve">(wmc </w:t>
+      </w:r>
+      <w:r>
+        <w:rPr>
+          <w:rStyle w:val="SpecialCharTok"/>
+        </w:rPr>
+        <w:t xml:space="preserve">~</w:t>
+      </w:r>
+      <w:r>
+        <w:rPr>
+          <w:rStyle w:val="NormalTok"/>
+        </w:rPr>
+        <w:t xml:space="preserve"> type, </w:t>
+      </w:r>
+      <w:r>
+        <w:rPr>
+          <w:rStyle w:val="AttributeTok"/>
+        </w:rPr>
+        <w:t xml:space="preserve">data =</w:t>
+      </w:r>
+      <w:r>
+        <w:rPr>
+          <w:rStyle w:val="NormalTok"/>
+        </w:rPr>
+        <w:t xml:space="preserve"> type_dat)</w:t>
+      </w:r>
+      <w:r>
+        <w:br/>
+      </w:r>
+      <w:r>
+        <w:br/>
+      </w:r>
+      <w:r>
+        <w:rPr>
+          <w:rStyle w:val="CommentTok"/>
+        </w:rPr>
+        <w:t xml:space="preserve"># Print output summary</w:t>
+      </w:r>
+      <w:r>
+        <w:br/>
+      </w:r>
+      <w:r>
+        <w:rPr>
+          <w:rStyle w:val="FunctionTok"/>
+        </w:rPr>
+        <w:t xml:space="preserve">summary</w:t>
+      </w:r>
+      <w:r>
+        <w:rPr>
+          <w:rStyle w:val="NormalTok"/>
+        </w:rPr>
+        <w:t xml:space="preserve">(gametype_model)</w:t>
+      </w:r>
+    </w:p>
+    <w:p>
+      <w:pPr>
+        <w:pStyle w:val="FirstParagraph"/>
+      </w:pPr>
+      <w:r>
+        <w:t xml:space="preserve">This will produce your ANOVA summary table as follows:</w:t>
+      </w:r>
+    </w:p>
+    <w:p>
+      <w:pPr>
+        <w:pStyle w:val="SourceCode"/>
+      </w:pPr>
       <w:r>
         <w:rPr>
           <w:rStyle w:val="VerbatimChar"/>
         </w:rPr>
-        <w:t xml:space="preserve">help()</w:t>
-      </w:r>
-      <w:r>
-        <w:t xml:space="preserve"> </w:t>
-      </w:r>
-      <w:r>
-        <w:t xml:space="preserve">function to ask for help about other functions)</w:t>
+        <w:t xml:space="preserve">            Df Sum Sq Mean Sq F value Pr(&gt;F)  </w:t>
+      </w:r>
+      <w:r>
+        <w:br/>
+      </w:r>
+      <w:r>
+        <w:rPr>
+          <w:rStyle w:val="VerbatimChar"/>
+        </w:rPr>
+        <w:t xml:space="preserve">type         2   40.3  20.144   4.806 0.0105 *</w:t>
+      </w:r>
+      <w:r>
+        <w:br/>
+      </w:r>
+      <w:r>
+        <w:rPr>
+          <w:rStyle w:val="VerbatimChar"/>
+        </w:rPr>
+        <w:t xml:space="preserve">Residuals   87  364.7   4.192                 </w:t>
+      </w:r>
+      <w:r>
+        <w:br/>
+      </w:r>
+      <w:r>
+        <w:rPr>
+          <w:rStyle w:val="VerbatimChar"/>
+        </w:rPr>
+        <w:t xml:space="preserve">---</w:t>
+      </w:r>
+      <w:r>
+        <w:br/>
+      </w:r>
+      <w:r>
+        <w:rPr>
+          <w:rStyle w:val="VerbatimChar"/>
+        </w:rPr>
+        <w:t xml:space="preserve">Signif. codes:  0 '***' 0.001 '**' 0.01 '*' 0.05 '.' 0.1 ' ' 1</w:t>
+      </w:r>
+    </w:p>
+    <w:p>
+      <w:pPr>
+        <w:pStyle w:val="FirstParagraph"/>
+      </w:pPr>
+      <w:r>
+        <w:t xml:space="preserve">Just like in SPSS, we can pick out the degrees of freedom (2, 87), the F ratio (4.81) and the</w:t>
+      </w:r>
+      <w:r>
+        <w:t xml:space="preserve"> </w:t>
       </w:r>
       <w:r>
         <w:rPr>
           <w:i/>
           <w:iCs/>
         </w:rPr>
-        <w:t xml:space="preserve">.</w:t>
-      </w:r>
-      <w:r>
-        <w:t xml:space="preserve"> </w:t>
-      </w:r>
-      <w:r>
-        <w:t xml:space="preserve">This should bring up some helpful information in the bottom right window.</w:t>
-      </w:r>
-    </w:p>
-    <w:p>
-      <w:pPr>
-        <w:pStyle w:val="BodyText"/>
-      </w:pPr>
-      <w:r>
-        <w:t xml:space="preserve">The help pages tell you which</w:t>
-      </w:r>
-      <w:r>
-        <w:t xml:space="preserve"> </w:t>
-      </w:r>
-      <w:r>
-        <w:t xml:space="preserve">“Arguments”</w:t>
-      </w:r>
-      <w:r>
-        <w:t xml:space="preserve"> </w:t>
-      </w:r>
-      <w:r>
-        <w:t xml:space="preserve">you need to give to the function, and how to specify them. For example, we can see that to run a Spearman test rather than a Pearson’s correlation, we should add the argument</w:t>
-      </w:r>
-      <w:r>
-        <w:t xml:space="preserve"> </w:t>
-      </w:r>
-      <w:r>
-        <w:rPr>
-          <w:rStyle w:val="VerbatimChar"/>
-        </w:rPr>
-        <w:t xml:space="preserve">method = "spearman"</w:t>
-      </w:r>
-      <w:r>
-        <w:t xml:space="preserve"> </w:t>
-      </w:r>
-      <w:r>
-        <w:t xml:space="preserve">inside the brackets. Try this now. :::</w:t>
-      </w:r>
-    </w:p>
-    <w:bookmarkEnd w:id="44"/>
-    <w:bookmarkStart w:id="46" w:name="running-an-anova"/>
-    <w:p>
-      <w:pPr>
-        <w:pStyle w:val="Heading2"/>
-      </w:pPr>
-      <w:r>
-        <w:t xml:space="preserve">5.3 Running an ANOVA</w:t>
-      </w:r>
-    </w:p>
-    <w:p>
-      <w:pPr>
-        <w:pStyle w:val="FirstParagraph"/>
-      </w:pPr>
-      <w:r>
-        <w:t xml:space="preserve">Finally, let’s r a simple one-way ANOVA. Now you’ve established that gamers have a higher working memory capacity than non-gamers, we might want to ask whether it matters what</w:t>
-      </w:r>
-      <w:r>
-        <w:t xml:space="preserve"> </w:t>
-      </w:r>
-      <w:r>
-        <w:rPr>
-          <w:i/>
-          <w:iCs/>
-        </w:rPr>
-        <w:t xml:space="preserve">type</w:t>
-      </w:r>
-      <w:r>
-        <w:t xml:space="preserve"> </w:t>
-      </w:r>
-      <w:r>
-        <w:t xml:space="preserve">of games people are playing. You run a new study and recruit only young adults who self-report as gamers. You measure their working capacity, and ask them to select their dominant game type.</w:t>
-      </w:r>
-    </w:p>
-    <w:p>
-      <w:pPr>
-        <w:pStyle w:val="BodyText"/>
-      </w:pPr>
-      <w:r>
-        <w:t xml:space="preserve">Make sure that you have downloaded the data from the VLE and saved it in your data folder. Load it into R and assign it to an object called</w:t>
-      </w:r>
-      <w:r>
-        <w:t xml:space="preserve"> </w:t>
-      </w:r>
-      <w:r>
-        <w:rPr>
-          <w:rStyle w:val="VerbatimChar"/>
-        </w:rPr>
-        <w:t xml:space="preserve">type_dat</w:t>
-      </w:r>
-      <w:r>
-        <w:t xml:space="preserve">. Inspect the dataset to see the game categories.</w:t>
-      </w:r>
-    </w:p>
-    <w:p>
-      <w:pPr>
-        <w:pStyle w:val="SourceCode"/>
-      </w:pPr>
-      <w:r>
-        <w:rPr>
-          <w:rStyle w:val="NormalTok"/>
-        </w:rPr>
-        <w:t xml:space="preserve">type_dat </w:t>
-      </w:r>
-      <w:r>
-        <w:rPr>
-          <w:rStyle w:val="OtherTok"/>
-        </w:rPr>
-        <w:t xml:space="preserve">&lt;-</w:t>
-      </w:r>
-      <w:r>
-        <w:rPr>
-          <w:rStyle w:val="NormalTok"/>
-        </w:rPr>
-        <w:t xml:space="preserve"> </w:t>
-      </w:r>
-      <w:r>
-        <w:rPr>
-          <w:rStyle w:val="FunctionTok"/>
-        </w:rPr>
-        <w:t xml:space="preserve">read.csv</w:t>
-      </w:r>
-      <w:r>
-        <w:rPr>
-          <w:rStyle w:val="NormalTok"/>
-        </w:rPr>
-        <w:t xml:space="preserve">(</w:t>
-      </w:r>
-      <w:r>
-        <w:rPr>
-          <w:rStyle w:val="StringTok"/>
-        </w:rPr>
-        <w:t xml:space="preserve">"./data/ARM1_data2_gametype.csv"</w:t>
-      </w:r>
-      <w:r>
-        <w:rPr>
-          <w:rStyle w:val="NormalTok"/>
-        </w:rPr>
-        <w:t xml:space="preserve">)</w:t>
-      </w:r>
-    </w:p>
-    <w:p>
-      <w:pPr>
-        <w:pStyle w:val="FirstParagraph"/>
-      </w:pPr>
-      <w:r>
-        <w:t xml:space="preserve">Given there are three levels of game type, we can no longer use a t-test to compare working memory between groups. Instead, we can use a one-way ANOVA.</w:t>
-      </w:r>
-    </w:p>
-    <w:p>
-      <w:pPr>
-        <w:pStyle w:val="BodyText"/>
-      </w:pPr>
-      <w:r>
-        <w:t xml:space="preserve">The first step in running an ANOVA is to check the assumption of homogeneity of variance using Levene’s test. This test isn’t included as standard in R, so we need to load in a package (a set of functions that someone has written) to run it. You only need to run this once in each R session. Add the following lines to your script</w:t>
-      </w:r>
-      <w:r>
-        <w:rPr>
-          <w:rStyle w:val="FootnoteReference"/>
-        </w:rPr>
-        <w:footnoteReference w:id="45"/>
-      </w:r>
-      <w:r>
-        <w:t xml:space="preserve">, and run them:</w:t>
-      </w:r>
-    </w:p>
-    <w:p>
-      <w:pPr>
-        <w:pStyle w:val="SourceCode"/>
-      </w:pPr>
-      <w:r>
-        <w:rPr>
-          <w:rStyle w:val="CommentTok"/>
-        </w:rPr>
-        <w:t xml:space="preserve"># Load car package</w:t>
-      </w:r>
-      <w:r>
-        <w:br/>
-      </w:r>
-      <w:r>
-        <w:rPr>
-          <w:rStyle w:val="FunctionTok"/>
-        </w:rPr>
-        <w:t xml:space="preserve">library</w:t>
-      </w:r>
-      <w:r>
-        <w:rPr>
-          <w:rStyle w:val="NormalTok"/>
-        </w:rPr>
-        <w:t xml:space="preserve">(car)</w:t>
-      </w:r>
-      <w:r>
-        <w:br/>
-      </w:r>
-      <w:r>
-        <w:br/>
-      </w:r>
-      <w:r>
-        <w:rPr>
-          <w:rStyle w:val="CommentTok"/>
-        </w:rPr>
-        <w:t xml:space="preserve"># Run Levene's test</w:t>
-      </w:r>
-      <w:r>
-        <w:br/>
-      </w:r>
-      <w:r>
-        <w:rPr>
-          <w:rStyle w:val="FunctionTok"/>
-        </w:rPr>
-        <w:t xml:space="preserve">leveneTest</w:t>
-      </w:r>
-      <w:r>
-        <w:rPr>
-          <w:rStyle w:val="NormalTok"/>
-        </w:rPr>
-        <w:t xml:space="preserve">(wmc </w:t>
-      </w:r>
-      <w:r>
-        <w:rPr>
-          <w:rStyle w:val="SpecialCharTok"/>
-        </w:rPr>
-        <w:t xml:space="preserve">~</w:t>
-      </w:r>
-      <w:r>
-        <w:rPr>
-          <w:rStyle w:val="NormalTok"/>
-        </w:rPr>
-        <w:t xml:space="preserve"> type, </w:t>
-      </w:r>
-      <w:r>
-        <w:rPr>
-          <w:rStyle w:val="AttributeTok"/>
-        </w:rPr>
-        <w:t xml:space="preserve">data =</w:t>
-      </w:r>
-      <w:r>
-        <w:rPr>
-          <w:rStyle w:val="NormalTok"/>
-        </w:rPr>
-        <w:t xml:space="preserve"> type_dat)</w:t>
-      </w:r>
-    </w:p>
-    <w:p>
-      <w:pPr>
-        <w:pStyle w:val="FirstParagraph"/>
-      </w:pPr>
-      <w:r>
-        <w:t xml:space="preserve">The output first prints a warning that it interpreted our group (i.e., game type) as a factor. This is fine, that’s what we want it to do! You should then see that the test is not significant (</w:t>
-      </w:r>
-      <w:r>
-        <w:rPr>
-          <w:i/>
-          <w:iCs/>
-        </w:rPr>
         <w:t xml:space="preserve">p</w:t>
       </w:r>
       <w:r>
-        <w:t xml:space="preserve"> </w:t>
-      </w:r>
-      <w:r>
-        <w:t xml:space="preserve">&gt; .05), so we can assume that the variances are equal across the groups. This means we can proceed with our ANOVA.</w:t>
-      </w:r>
-    </w:p>
-    <w:p>
-      <w:pPr>
-        <w:pStyle w:val="BodyText"/>
-      </w:pPr>
-      <w:r>
-        <w:t xml:space="preserve">We can run the test and display the results using only two lines of code:</w:t>
-      </w:r>
-    </w:p>
-    <w:p>
-      <w:pPr>
-        <w:pStyle w:val="SourceCode"/>
-      </w:pPr>
-      <w:r>
-        <w:rPr>
-          <w:rStyle w:val="CommentTok"/>
-        </w:rPr>
-        <w:t xml:space="preserve"># Run ANOVA and save output to object</w:t>
-      </w:r>
-      <w:r>
-        <w:br/>
-      </w:r>
-      <w:r>
-        <w:rPr>
-          <w:rStyle w:val="NormalTok"/>
-        </w:rPr>
-        <w:t xml:space="preserve">gametype_model </w:t>
-      </w:r>
-      <w:r>
-        <w:rPr>
-          <w:rStyle w:val="OtherTok"/>
-        </w:rPr>
-        <w:t xml:space="preserve">&lt;-</w:t>
-      </w:r>
-      <w:r>
-        <w:rPr>
-          <w:rStyle w:val="NormalTok"/>
-        </w:rPr>
-        <w:t xml:space="preserve"> </w:t>
-      </w:r>
-      <w:r>
-        <w:rPr>
-          <w:rStyle w:val="FunctionTok"/>
-        </w:rPr>
-        <w:t xml:space="preserve">aov</w:t>
-      </w:r>
-      <w:r>
-        <w:rPr>
-          <w:rStyle w:val="NormalTok"/>
-        </w:rPr>
-        <w:t xml:space="preserve">(wmc </w:t>
-      </w:r>
-      <w:r>
-        <w:rPr>
-          <w:rStyle w:val="SpecialCharTok"/>
-        </w:rPr>
-        <w:t xml:space="preserve">~</w:t>
-      </w:r>
-      <w:r>
-        <w:rPr>
-          <w:rStyle w:val="NormalTok"/>
-        </w:rPr>
-        <w:t xml:space="preserve"> type, </w:t>
-      </w:r>
-      <w:r>
-        <w:rPr>
-          <w:rStyle w:val="AttributeTok"/>
-        </w:rPr>
-        <w:t xml:space="preserve">data =</w:t>
-      </w:r>
-      <w:r>
-        <w:rPr>
-          <w:rStyle w:val="NormalTok"/>
-        </w:rPr>
-        <w:t xml:space="preserve"> type_dat)</w:t>
-      </w:r>
-      <w:r>
-        <w:br/>
-      </w:r>
-      <w:r>
-        <w:br/>
-      </w:r>
-      <w:r>
-        <w:rPr>
-          <w:rStyle w:val="CommentTok"/>
-        </w:rPr>
-        <w:t xml:space="preserve"># Print output summary</w:t>
-      </w:r>
-      <w:r>
-        <w:br/>
-      </w:r>
-      <w:r>
-        <w:rPr>
-          <w:rStyle w:val="FunctionTok"/>
-        </w:rPr>
-        <w:t xml:space="preserve">summary</w:t>
-      </w:r>
-      <w:r>
-        <w:rPr>
-          <w:rStyle w:val="NormalTok"/>
-        </w:rPr>
-        <w:t xml:space="preserve">(gametype_model)</w:t>
-      </w:r>
-    </w:p>
-    <w:p>
-      <w:pPr>
-        <w:pStyle w:val="FirstParagraph"/>
-      </w:pPr>
-      <w:r>
-        <w:t xml:space="preserve">This will produce your ANOVA summary table as follows:</w:t>
-      </w:r>
-    </w:p>
-    <w:p>
-      <w:pPr>
-        <w:pStyle w:val="SourceCode"/>
-      </w:pPr>
-      <w:r>
-        <w:rPr>
-          <w:rStyle w:val="VerbatimChar"/>
-        </w:rPr>
-        <w:t xml:space="preserve">            Df Sum Sq Mean Sq F value   Pr(&gt;F)    </w:t>
-      </w:r>
-      <w:r>
-        <w:br/>
-      </w:r>
-      <w:r>
-        <w:rPr>
-          <w:rStyle w:val="VerbatimChar"/>
-        </w:rPr>
-        <w:t xml:space="preserve">type         2  70.42   35.21   11.12 5.01e-05 ***</w:t>
-      </w:r>
-      <w:r>
-        <w:br/>
-      </w:r>
-      <w:r>
-        <w:rPr>
-          <w:rStyle w:val="VerbatimChar"/>
-        </w:rPr>
-        <w:t xml:space="preserve">Residuals   87 275.53    3.17                     </w:t>
-      </w:r>
-      <w:r>
-        <w:br/>
-      </w:r>
-      <w:r>
-        <w:rPr>
-          <w:rStyle w:val="VerbatimChar"/>
-        </w:rPr>
-        <w:t xml:space="preserve">---</w:t>
-      </w:r>
-      <w:r>
-        <w:br/>
-      </w:r>
-      <w:r>
-        <w:rPr>
-          <w:rStyle w:val="VerbatimChar"/>
-        </w:rPr>
-        <w:t xml:space="preserve">Signif. codes:  0 '***' 0.001 '**' 0.01 '*' 0.05 '.' 0.1 ' ' 1</w:t>
-      </w:r>
-    </w:p>
-    <w:p>
-      <w:pPr>
-        <w:pStyle w:val="FirstParagraph"/>
-      </w:pPr>
-      <w:r>
-        <w:t xml:space="preserve">Just like in SPSS, we can pick out the degrees of freedom (2, 87), the F ratio (11.12) and the</w:t>
-      </w:r>
-      <w:r>
-        <w:t xml:space="preserve"> </w:t>
-      </w:r>
-      <w:r>
-        <w:rPr>
-          <w:i/>
-          <w:iCs/>
-        </w:rPr>
-        <w:t xml:space="preserve">p</w:t>
-      </w:r>
-      <w:r>
-        <w:t xml:space="preserve">-value (&lt; .001). This tells us that there is a significant difference in working memory capacity depending on the type of game that people play most regularly.</w:t>
+        <w:t xml:space="preserve">-value (.01). This tells us that there is a significant difference in working memory capacity depending on the type of game that people play most regularly.</w:t>
       </w:r>
     </w:p>
     <w:tbl>

--- a/1_intro.docx
+++ b/1_intro.docx
@@ -2972,88 +2972,6 @@
         <w:t xml:space="preserve">-value (.01). This tells us that there is a significant difference in working memory capacity depending on the type of game that people play most regularly.</w:t>
       </w:r>
     </w:p>
-    <w:tbl>
-      <w:tblPr>
-        <w:tblStyle w:val="Table"/>
-        <w:tblLook w:firstRow="0" w:lastRow="0" w:firstColumn="0" w:lastColumn="0" w:noHBand="0" w:noVBand="0" w:val="0000"/>
-        <w:tblBorders>
-          <w:left w:val="single" w:sz="24" w:space="0" w:color="00A047"/>
-          <w:right w:val="single" w:sz="4" w:space="0" w:color="00A047"/>
-          <w:top w:val="single" w:sz="4" w:space="0" w:color="00A047"/>
-          <w:bottom w:val="single" w:sz="4" w:space="0" w:color="00A047"/>
-        </w:tblBorders>
-        <w:tblCellMar>
-          <w:left w:w="144" w:type="dxa"/>
-          <w:right w:w="144" w:type="dxa"/>
-        </w:tblCellMar>
-        <w:tblInd w:w="164" w:type="dxa"/>
-        <w:tblW w:type="pct" w:w="100%"/>
-      </w:tblPr>
-      <w:tr>
-        <w:trPr>
-          <w:cantSplit/>
-        </w:trPr>
-        <w:tc>
-          <w:tcPr>
-            <w:shd w:color="auto" w:fill="ccf1e3" w:val="clear"/>
-            <w:tcMar>
-              <w:top w:w="92" w:type="dxa"/>
-              <w:bottom w:w="92" w:type="dxa"/>
-            </w:tcMar>
-          </w:tcPr>
-          <w:p>
-            <w:pPr>
-              <w:pStyle w:val="BodyText"/>
-            </w:pPr>
-            <w:pPr>
-              <w:spacing w:before="16" w:after="16"/>
-            </w:pPr>
-            <w:r>
-              <w:t xml:space="preserve">Why does my p-value look weird?</w:t>
-            </w:r>
-          </w:p>
-        </w:tc>
-      </w:tr>
-      <w:tr>
-        <w:trPr>
-          <w:cantSplit/>
-        </w:trPr>
-        <w:tc>
-          <w:tcPr>
-            <w:tcMar>
-              <w:top w:w="108" w:type="dxa"/>
-              <w:bottom w:w="108" w:type="dxa"/>
-            </w:tcMar>
-          </w:tcPr>
-          <w:p>
-            <w:pPr>
-              <w:pStyle w:val="BodyText"/>
-            </w:pPr>
-            <w:pPr>
-              <w:spacing w:before="16" w:after="16"/>
-            </w:pPr>
-            <w:r>
-              <w:t xml:space="preserve">When numbers get very small, R defaults to scientific notation. Perhaps some of you are experienced in reading this, but I am not. If you want to turn this off, add</w:t>
-            </w:r>
-            <w:r>
-              <w:t xml:space="preserve"> </w:t>
-            </w:r>
-            <w:r>
-              <w:rPr>
-                <w:rStyle w:val="VerbatimChar"/>
-              </w:rPr>
-              <w:t xml:space="preserve">options(scipen=999)</w:t>
-            </w:r>
-            <w:r>
-              <w:t xml:space="preserve"> </w:t>
-            </w:r>
-            <w:r>
-              <w:t xml:space="preserve">to the top of your scripts.</w:t>
-            </w:r>
-          </w:p>
-        </w:tc>
-      </w:tr>
-    </w:tbl>
     <w:p>
       <w:r>
         <w:pict>

--- a/1_intro.docx
+++ b/1_intro.docx
@@ -7,7 +7,7 @@
         <w:pStyle w:val="Title"/>
       </w:pPr>
       <w:r>
-        <w:t xml:space="preserve">Introduction to R</w:t>
+        <w:t xml:space="preserve">Week 1: Introduction to R</w:t>
       </w:r>
     </w:p>
     <w:p>

--- a/1_intro.docx
+++ b/1_intro.docx
@@ -3054,6 +3054,539 @@
       </w:pPr>
       <w:r>
         <w:t xml:space="preserve">You are very likely to encounter some errors along the way, and there are multiple ways to solve the problem! Try using the R help files or googling to find a solution for yourself: this is a major part of coding! Check back here to see solution(s) after the practical.</w:t>
+      </w:r>
+    </w:p>
+    <w:p>
+      <w:pPr>
+        <w:pStyle w:val="SourceCode"/>
+      </w:pPr>
+      <w:r>
+        <w:rPr>
+          <w:rStyle w:val="DocumentationTok"/>
+        </w:rPr>
+        <w:t xml:space="preserve">## Mean and SD </w:t>
+      </w:r>
+      <w:r>
+        <w:br/>
+      </w:r>
+      <w:r>
+        <w:rPr>
+          <w:rStyle w:val="DocumentationTok"/>
+        </w:rPr>
+        <w:t xml:space="preserve">### Option: explicitly state to ignore missing data (NA)</w:t>
+      </w:r>
+      <w:r>
+        <w:br/>
+      </w:r>
+      <w:r>
+        <w:rPr>
+          <w:rStyle w:val="FunctionTok"/>
+        </w:rPr>
+        <w:t xml:space="preserve">mean</w:t>
+      </w:r>
+      <w:r>
+        <w:rPr>
+          <w:rStyle w:val="NormalTok"/>
+        </w:rPr>
+        <w:t xml:space="preserve">(gamer_dat</w:t>
+      </w:r>
+      <w:r>
+        <w:rPr>
+          <w:rStyle w:val="SpecialCharTok"/>
+        </w:rPr>
+        <w:t xml:space="preserve">$</w:t>
+      </w:r>
+      <w:r>
+        <w:rPr>
+          <w:rStyle w:val="NormalTok"/>
+        </w:rPr>
+        <w:t xml:space="preserve">hours, </w:t>
+      </w:r>
+      <w:r>
+        <w:rPr>
+          <w:rStyle w:val="AttributeTok"/>
+        </w:rPr>
+        <w:t xml:space="preserve">na.rm =</w:t>
+      </w:r>
+      <w:r>
+        <w:rPr>
+          <w:rStyle w:val="NormalTok"/>
+        </w:rPr>
+        <w:t xml:space="preserve"> </w:t>
+      </w:r>
+      <w:r>
+        <w:rPr>
+          <w:rStyle w:val="ConstantTok"/>
+        </w:rPr>
+        <w:t xml:space="preserve">TRUE</w:t>
+      </w:r>
+      <w:r>
+        <w:rPr>
+          <w:rStyle w:val="NormalTok"/>
+        </w:rPr>
+        <w:t xml:space="preserve">)</w:t>
+      </w:r>
+      <w:r>
+        <w:br/>
+      </w:r>
+      <w:r>
+        <w:rPr>
+          <w:rStyle w:val="FunctionTok"/>
+        </w:rPr>
+        <w:t xml:space="preserve">sd</w:t>
+      </w:r>
+      <w:r>
+        <w:rPr>
+          <w:rStyle w:val="NormalTok"/>
+        </w:rPr>
+        <w:t xml:space="preserve">(gamer_dat</w:t>
+      </w:r>
+      <w:r>
+        <w:rPr>
+          <w:rStyle w:val="SpecialCharTok"/>
+        </w:rPr>
+        <w:t xml:space="preserve">$</w:t>
+      </w:r>
+      <w:r>
+        <w:rPr>
+          <w:rStyle w:val="NormalTok"/>
+        </w:rPr>
+        <w:t xml:space="preserve">hours, </w:t>
+      </w:r>
+      <w:r>
+        <w:rPr>
+          <w:rStyle w:val="AttributeTok"/>
+        </w:rPr>
+        <w:t xml:space="preserve">na.rm =</w:t>
+      </w:r>
+      <w:r>
+        <w:rPr>
+          <w:rStyle w:val="NormalTok"/>
+        </w:rPr>
+        <w:t xml:space="preserve"> </w:t>
+      </w:r>
+      <w:r>
+        <w:rPr>
+          <w:rStyle w:val="ConstantTok"/>
+        </w:rPr>
+        <w:t xml:space="preserve">TRUE</w:t>
+      </w:r>
+      <w:r>
+        <w:rPr>
+          <w:rStyle w:val="NormalTok"/>
+        </w:rPr>
+        <w:t xml:space="preserve">)</w:t>
+      </w:r>
+      <w:r>
+        <w:br/>
+      </w:r>
+      <w:r>
+        <w:br/>
+      </w:r>
+      <w:r>
+        <w:rPr>
+          <w:rStyle w:val="DocumentationTok"/>
+        </w:rPr>
+        <w:t xml:space="preserve">### Alternative: filter the dataset within the function call </w:t>
+      </w:r>
+      <w:r>
+        <w:br/>
+      </w:r>
+      <w:r>
+        <w:rPr>
+          <w:rStyle w:val="FunctionTok"/>
+        </w:rPr>
+        <w:t xml:space="preserve">mean</w:t>
+      </w:r>
+      <w:r>
+        <w:rPr>
+          <w:rStyle w:val="NormalTok"/>
+        </w:rPr>
+        <w:t xml:space="preserve">(gamer_dat</w:t>
+      </w:r>
+      <w:r>
+        <w:rPr>
+          <w:rStyle w:val="SpecialCharTok"/>
+        </w:rPr>
+        <w:t xml:space="preserve">$</w:t>
+      </w:r>
+      <w:r>
+        <w:rPr>
+          <w:rStyle w:val="NormalTok"/>
+        </w:rPr>
+        <w:t xml:space="preserve">hours[gamer_dat</w:t>
+      </w:r>
+      <w:r>
+        <w:rPr>
+          <w:rStyle w:val="SpecialCharTok"/>
+        </w:rPr>
+        <w:t xml:space="preserve">$</w:t>
+      </w:r>
+      <w:r>
+        <w:rPr>
+          <w:rStyle w:val="NormalTok"/>
+        </w:rPr>
+        <w:t xml:space="preserve">gamer</w:t>
+      </w:r>
+      <w:r>
+        <w:rPr>
+          <w:rStyle w:val="SpecialCharTok"/>
+        </w:rPr>
+        <w:t xml:space="preserve">==</w:t>
+      </w:r>
+      <w:r>
+        <w:rPr>
+          <w:rStyle w:val="StringTok"/>
+        </w:rPr>
+        <w:t xml:space="preserve">"y"</w:t>
+      </w:r>
+      <w:r>
+        <w:rPr>
+          <w:rStyle w:val="NormalTok"/>
+        </w:rPr>
+        <w:t xml:space="preserve">])</w:t>
+      </w:r>
+      <w:r>
+        <w:br/>
+      </w:r>
+      <w:r>
+        <w:br/>
+      </w:r>
+      <w:r>
+        <w:rPr>
+          <w:rStyle w:val="DocumentationTok"/>
+        </w:rPr>
+        <w:t xml:space="preserve">### Alternative: create subsetted data and use that </w:t>
+      </w:r>
+      <w:r>
+        <w:br/>
+      </w:r>
+      <w:r>
+        <w:rPr>
+          <w:rStyle w:val="NormalTok"/>
+        </w:rPr>
+        <w:t xml:space="preserve">gamers_only </w:t>
+      </w:r>
+      <w:r>
+        <w:rPr>
+          <w:rStyle w:val="OtherTok"/>
+        </w:rPr>
+        <w:t xml:space="preserve">&lt;-</w:t>
+      </w:r>
+      <w:r>
+        <w:rPr>
+          <w:rStyle w:val="NormalTok"/>
+        </w:rPr>
+        <w:t xml:space="preserve"> </w:t>
+      </w:r>
+      <w:r>
+        <w:rPr>
+          <w:rStyle w:val="FunctionTok"/>
+        </w:rPr>
+        <w:t xml:space="preserve">subset</w:t>
+      </w:r>
+      <w:r>
+        <w:rPr>
+          <w:rStyle w:val="NormalTok"/>
+        </w:rPr>
+        <w:t xml:space="preserve">(gamer_dat, gamer </w:t>
+      </w:r>
+      <w:r>
+        <w:rPr>
+          <w:rStyle w:val="SpecialCharTok"/>
+        </w:rPr>
+        <w:t xml:space="preserve">==</w:t>
+      </w:r>
+      <w:r>
+        <w:rPr>
+          <w:rStyle w:val="NormalTok"/>
+        </w:rPr>
+        <w:t xml:space="preserve"> </w:t>
+      </w:r>
+      <w:r>
+        <w:rPr>
+          <w:rStyle w:val="StringTok"/>
+        </w:rPr>
+        <w:t xml:space="preserve">"y"</w:t>
+      </w:r>
+      <w:r>
+        <w:rPr>
+          <w:rStyle w:val="NormalTok"/>
+        </w:rPr>
+        <w:t xml:space="preserve">)</w:t>
+      </w:r>
+      <w:r>
+        <w:br/>
+      </w:r>
+      <w:r>
+        <w:rPr>
+          <w:rStyle w:val="FunctionTok"/>
+        </w:rPr>
+        <w:t xml:space="preserve">mean</w:t>
+      </w:r>
+      <w:r>
+        <w:rPr>
+          <w:rStyle w:val="NormalTok"/>
+        </w:rPr>
+        <w:t xml:space="preserve">(gamers_only</w:t>
+      </w:r>
+      <w:r>
+        <w:rPr>
+          <w:rStyle w:val="SpecialCharTok"/>
+        </w:rPr>
+        <w:t xml:space="preserve">$</w:t>
+      </w:r>
+      <w:r>
+        <w:rPr>
+          <w:rStyle w:val="NormalTok"/>
+        </w:rPr>
+        <w:t xml:space="preserve">hours)</w:t>
+      </w:r>
+      <w:r>
+        <w:br/>
+      </w:r>
+      <w:r>
+        <w:br/>
+      </w:r>
+      <w:r>
+        <w:rPr>
+          <w:rStyle w:val="DocumentationTok"/>
+        </w:rPr>
+        <w:t xml:space="preserve">## Min/max</w:t>
+      </w:r>
+      <w:r>
+        <w:br/>
+      </w:r>
+      <w:r>
+        <w:rPr>
+          <w:rStyle w:val="FunctionTok"/>
+        </w:rPr>
+        <w:t xml:space="preserve">min</w:t>
+      </w:r>
+      <w:r>
+        <w:rPr>
+          <w:rStyle w:val="NormalTok"/>
+        </w:rPr>
+        <w:t xml:space="preserve">(gamer_dat</w:t>
+      </w:r>
+      <w:r>
+        <w:rPr>
+          <w:rStyle w:val="SpecialCharTok"/>
+        </w:rPr>
+        <w:t xml:space="preserve">$</w:t>
+      </w:r>
+      <w:r>
+        <w:rPr>
+          <w:rStyle w:val="NormalTok"/>
+        </w:rPr>
+        <w:t xml:space="preserve">hours, </w:t>
+      </w:r>
+      <w:r>
+        <w:rPr>
+          <w:rStyle w:val="AttributeTok"/>
+        </w:rPr>
+        <w:t xml:space="preserve">na.rm =</w:t>
+      </w:r>
+      <w:r>
+        <w:rPr>
+          <w:rStyle w:val="NormalTok"/>
+        </w:rPr>
+        <w:t xml:space="preserve"> </w:t>
+      </w:r>
+      <w:r>
+        <w:rPr>
+          <w:rStyle w:val="ConstantTok"/>
+        </w:rPr>
+        <w:t xml:space="preserve">TRUE</w:t>
+      </w:r>
+      <w:r>
+        <w:rPr>
+          <w:rStyle w:val="NormalTok"/>
+        </w:rPr>
+        <w:t xml:space="preserve">)</w:t>
+      </w:r>
+      <w:r>
+        <w:br/>
+      </w:r>
+      <w:r>
+        <w:rPr>
+          <w:rStyle w:val="FunctionTok"/>
+        </w:rPr>
+        <w:t xml:space="preserve">max</w:t>
+      </w:r>
+      <w:r>
+        <w:rPr>
+          <w:rStyle w:val="NormalTok"/>
+        </w:rPr>
+        <w:t xml:space="preserve">(gamer_dat</w:t>
+      </w:r>
+      <w:r>
+        <w:rPr>
+          <w:rStyle w:val="SpecialCharTok"/>
+        </w:rPr>
+        <w:t xml:space="preserve">$</w:t>
+      </w:r>
+      <w:r>
+        <w:rPr>
+          <w:rStyle w:val="NormalTok"/>
+        </w:rPr>
+        <w:t xml:space="preserve">hours, </w:t>
+      </w:r>
+      <w:r>
+        <w:rPr>
+          <w:rStyle w:val="AttributeTok"/>
+        </w:rPr>
+        <w:t xml:space="preserve">na.rm =</w:t>
+      </w:r>
+      <w:r>
+        <w:rPr>
+          <w:rStyle w:val="NormalTok"/>
+        </w:rPr>
+        <w:t xml:space="preserve"> </w:t>
+      </w:r>
+      <w:r>
+        <w:rPr>
+          <w:rStyle w:val="ConstantTok"/>
+        </w:rPr>
+        <w:t xml:space="preserve">TRUE</w:t>
+      </w:r>
+      <w:r>
+        <w:rPr>
+          <w:rStyle w:val="NormalTok"/>
+        </w:rPr>
+        <w:t xml:space="preserve">)</w:t>
+      </w:r>
+      <w:r>
+        <w:br/>
+      </w:r>
+      <w:r>
+        <w:rPr>
+          <w:rStyle w:val="FunctionTok"/>
+        </w:rPr>
+        <w:t xml:space="preserve">range</w:t>
+      </w:r>
+      <w:r>
+        <w:rPr>
+          <w:rStyle w:val="NormalTok"/>
+        </w:rPr>
+        <w:t xml:space="preserve">(gamer_dat</w:t>
+      </w:r>
+      <w:r>
+        <w:rPr>
+          <w:rStyle w:val="SpecialCharTok"/>
+        </w:rPr>
+        <w:t xml:space="preserve">$</w:t>
+      </w:r>
+      <w:r>
+        <w:rPr>
+          <w:rStyle w:val="NormalTok"/>
+        </w:rPr>
+        <w:t xml:space="preserve">hours, </w:t>
+      </w:r>
+      <w:r>
+        <w:rPr>
+          <w:rStyle w:val="AttributeTok"/>
+        </w:rPr>
+        <w:t xml:space="preserve">na.rm =</w:t>
+      </w:r>
+      <w:r>
+        <w:rPr>
+          <w:rStyle w:val="NormalTok"/>
+        </w:rPr>
+        <w:t xml:space="preserve"> </w:t>
+      </w:r>
+      <w:r>
+        <w:rPr>
+          <w:rStyle w:val="ConstantTok"/>
+        </w:rPr>
+        <w:t xml:space="preserve">TRUE</w:t>
+      </w:r>
+      <w:r>
+        <w:rPr>
+          <w:rStyle w:val="NormalTok"/>
+        </w:rPr>
+        <w:t xml:space="preserve">)  </w:t>
+      </w:r>
+      <w:r>
+        <w:rPr>
+          <w:rStyle w:val="CommentTok"/>
+        </w:rPr>
+        <w:t xml:space="preserve"># alternative to get both at once</w:t>
+      </w:r>
+      <w:r>
+        <w:br/>
+      </w:r>
+      <w:r>
+        <w:br/>
+      </w:r>
+      <w:r>
+        <w:rPr>
+          <w:rStyle w:val="DocumentationTok"/>
+        </w:rPr>
+        <w:t xml:space="preserve">## Correlation</w:t>
+      </w:r>
+      <w:r>
+        <w:br/>
+      </w:r>
+      <w:r>
+        <w:rPr>
+          <w:rStyle w:val="FunctionTok"/>
+        </w:rPr>
+        <w:t xml:space="preserve">cor.test</w:t>
+      </w:r>
+      <w:r>
+        <w:rPr>
+          <w:rStyle w:val="NormalTok"/>
+        </w:rPr>
+        <w:t xml:space="preserve">(</w:t>
+      </w:r>
+      <w:r>
+        <w:rPr>
+          <w:rStyle w:val="AttributeTok"/>
+        </w:rPr>
+        <w:t xml:space="preserve">formula =</w:t>
+      </w:r>
+      <w:r>
+        <w:rPr>
+          <w:rStyle w:val="NormalTok"/>
+        </w:rPr>
+        <w:t xml:space="preserve"> </w:t>
+      </w:r>
+      <w:r>
+        <w:rPr>
+          <w:rStyle w:val="SpecialCharTok"/>
+        </w:rPr>
+        <w:t xml:space="preserve">~</w:t>
+      </w:r>
+      <w:r>
+        <w:rPr>
+          <w:rStyle w:val="NormalTok"/>
+        </w:rPr>
+        <w:t xml:space="preserve"> hours </w:t>
+      </w:r>
+      <w:r>
+        <w:rPr>
+          <w:rStyle w:val="SpecialCharTok"/>
+        </w:rPr>
+        <w:t xml:space="preserve">+</w:t>
+      </w:r>
+      <w:r>
+        <w:rPr>
+          <w:rStyle w:val="NormalTok"/>
+        </w:rPr>
+        <w:t xml:space="preserve"> wmc, </w:t>
+      </w:r>
+      <w:r>
+        <w:rPr>
+          <w:rStyle w:val="AttributeTok"/>
+        </w:rPr>
+        <w:t xml:space="preserve">data =</w:t>
+      </w:r>
+      <w:r>
+        <w:rPr>
+          <w:rStyle w:val="NormalTok"/>
+        </w:rPr>
+        <w:t xml:space="preserve"> gamer_dat)</w:t>
       </w:r>
     </w:p>
     <w:bookmarkEnd w:id="48"/>
